--- a/lessons/6-8/downloads/reveal/teacher/6.8-session-1-prerequisite-practice-b.docx
+++ b/lessons/6-8/downloads/reveal/teacher/6.8-session-1-prerequisite-practice-b.docx
@@ -15,10 +15,28 @@
         <w:rPr>
           <w:rFonts w:ascii="Avenir Next" w:hAnsi="Avenir Next" w:cs="Avenir Next" w:eastAsia="Avenir Next"/>
           <w:color w:val="1A1A1A"/>
+          <w:sz w:val="22"/>
+          <w:szCs w:val="20"/>
+        </w:rPr>
+        <w:t xml:space="preserve">Name</w:t>
+      </w:r>
+      <w:r>
+        <w:rPr>
+          <w:rFonts w:ascii="Avenir Next" w:hAnsi="Avenir Next" w:cs="Avenir Next" w:eastAsia="Avenir Next"/>
+          <w:color w:val="1A1A1A"/>
           <w:sz w:val="20"/>
           <w:szCs w:val="20"/>
         </w:rPr>
-        <w:t xml:space="preserve">Name</w:t>
+        <w:tab/>
+      </w:r>
+      <w:r>
+        <w:rPr>
+          <w:rFonts w:ascii="Avenir Next" w:hAnsi="Avenir Next" w:cs="Avenir Next" w:eastAsia="Avenir Next"/>
+          <w:color w:val="1A1A1A"/>
+          <w:sz w:val="22"/>
+          <w:szCs w:val="20"/>
+        </w:rPr>
+        <w:t xml:space="preserve">   Date</w:t>
       </w:r>
       <w:r>
         <w:rPr>
@@ -33,25 +51,7 @@
         <w:rPr>
           <w:rFonts w:ascii="Avenir Next" w:hAnsi="Avenir Next" w:cs="Avenir Next" w:eastAsia="Avenir Next"/>
           <w:color w:val="1A1A1A"/>
-          <w:sz w:val="20"/>
-          <w:szCs w:val="20"/>
-        </w:rPr>
-        <w:t xml:space="preserve">   Date</w:t>
-      </w:r>
-      <w:r>
-        <w:rPr>
-          <w:rFonts w:ascii="Avenir Next" w:hAnsi="Avenir Next" w:cs="Avenir Next" w:eastAsia="Avenir Next"/>
-          <w:color w:val="1A1A1A"/>
-          <w:sz w:val="20"/>
-          <w:szCs w:val="20"/>
-        </w:rPr>
-        <w:tab/>
-      </w:r>
-      <w:r>
-        <w:rPr>
-          <w:rFonts w:ascii="Avenir Next" w:hAnsi="Avenir Next" w:cs="Avenir Next" w:eastAsia="Avenir Next"/>
-          <w:color w:val="1A1A1A"/>
-          <w:sz w:val="20"/>
+          <w:sz w:val="22"/>
           <w:szCs w:val="20"/>
         </w:rPr>
         <w:t xml:space="preserve">   Period</w:t>
@@ -78,7 +78,7 @@
           <w:caps/>
           <w:color w:val="003A70"/>
           <w:spacing w:val="12"/>
-          <w:sz w:val="19"/>
+          <w:sz w:val="22"/>
           <w:szCs w:val="19"/>
         </w:rPr>
         <w:t xml:space="preserve">Lesson 6-8  ·  Session 1  ·  Prerequisite Practice B  ·  Skill 1 of 2</w:t>
@@ -86,6 +86,7 @@
     </w:p>
     <w:p>
       <w:pPr>
+        <w:pStyle w:val="Heading1"/>
         <w:keepNext/>
         <w:spacing w:before="0" w:after="10" w:line="240" w:lineRule="auto"/>
       </w:pPr>
@@ -111,7 +112,7 @@
         <w:rPr>
           <w:rFonts w:ascii="Avenir Next" w:hAnsi="Avenir Next" w:cs="Avenir Next" w:eastAsia="Avenir Next"/>
           <w:color w:val="5A5F66"/>
-          <w:sz w:val="17"/>
+          <w:sz w:val="22"/>
           <w:szCs w:val="17"/>
         </w:rPr>
         <w:t xml:space="preserve">Builds on Lesson 6-6 Session 1 · 6.EE.A.3</w:t>
@@ -154,6 +155,7 @@
           </w:tcPr>
           <w:p>
             <w:pPr>
+              <w:pStyle w:val="Heading2"/>
               <w:spacing w:before="0" w:after="0" w:line="252" w:lineRule="auto"/>
             </w:pPr>
             <w:r>
@@ -183,7 +185,7 @@
               <w:rPr>
                 <w:rFonts w:ascii="Avenir Next" w:hAnsi="Avenir Next" w:cs="Avenir Next" w:eastAsia="Avenir Next"/>
                 <w:color w:val="1A1A1A"/>
-                <w:sz w:val="20"/>
+                <w:sz w:val="22"/>
                 <w:szCs w:val="20"/>
               </w:rPr>
               <w:t xml:space="preserve">You will simplify 3(</w:t>
@@ -193,7 +195,7 @@
                 <w:rFonts w:ascii="Avenir Next" w:hAnsi="Avenir Next" w:cs="Avenir Next" w:eastAsia="Avenir Next"/>
                 <w:i/>
                 <w:color w:val="1A1A1A"/>
-                <w:sz w:val="20"/>
+                <w:sz w:val="22"/>
                 <w:szCs w:val="20"/>
               </w:rPr>
               <w:t xml:space="preserve">n</w:t>
@@ -202,7 +204,7 @@
               <w:rPr>
                 <w:rFonts w:ascii="Avenir Next" w:hAnsi="Avenir Next" w:cs="Avenir Next" w:eastAsia="Avenir Next"/>
                 <w:color w:val="1A1A1A"/>
-                <w:sz w:val="20"/>
+                <w:sz w:val="22"/>
                 <w:szCs w:val="20"/>
               </w:rPr>
               <w:t xml:space="preserve"> + 4) + 5</w:t>
@@ -212,7 +214,7 @@
                 <w:rFonts w:ascii="Avenir Next" w:hAnsi="Avenir Next" w:cs="Avenir Next" w:eastAsia="Avenir Next"/>
                 <w:i/>
                 <w:color w:val="1A1A1A"/>
-                <w:sz w:val="20"/>
+                <w:sz w:val="22"/>
                 <w:szCs w:val="20"/>
               </w:rPr>
               <w:t xml:space="preserve">n</w:t>
@@ -221,7 +223,7 @@
               <w:rPr>
                 <w:rFonts w:ascii="Avenir Next" w:hAnsi="Avenir Next" w:cs="Avenir Next" w:eastAsia="Avenir Next"/>
                 <w:color w:val="1A1A1A"/>
-                <w:sz w:val="20"/>
+                <w:sz w:val="22"/>
                 <w:szCs w:val="20"/>
               </w:rPr>
               <w:t xml:space="preserve"> to 8</w:t>
@@ -231,7 +233,7 @@
                 <w:rFonts w:ascii="Avenir Next" w:hAnsi="Avenir Next" w:cs="Avenir Next" w:eastAsia="Avenir Next"/>
                 <w:i/>
                 <w:color w:val="1A1A1A"/>
-                <w:sz w:val="20"/>
+                <w:sz w:val="22"/>
                 <w:szCs w:val="20"/>
               </w:rPr>
               <w:t xml:space="preserve">n</w:t>
@@ -240,7 +242,7 @@
               <w:rPr>
                 <w:rFonts w:ascii="Avenir Next" w:hAnsi="Avenir Next" w:cs="Avenir Next" w:eastAsia="Avenir Next"/>
                 <w:color w:val="1A1A1A"/>
-                <w:sz w:val="20"/>
+                <w:sz w:val="22"/>
                 <w:szCs w:val="20"/>
               </w:rPr>
               <w:t xml:space="preserve"> + 12.</w:t>
@@ -260,6 +262,7 @@
           </w:tcPr>
           <w:p>
             <w:pPr>
+              <w:pStyle w:val="Heading2"/>
               <w:spacing w:before="0" w:after="0" w:line="252" w:lineRule="auto"/>
             </w:pPr>
             <w:r>
@@ -289,7 +292,7 @@
               <w:rPr>
                 <w:rFonts w:ascii="Avenir Next" w:hAnsi="Avenir Next" w:cs="Avenir Next" w:eastAsia="Avenir Next"/>
                 <w:color w:val="1A1A1A"/>
-                <w:sz w:val="20"/>
+                <w:sz w:val="22"/>
                 <w:szCs w:val="20"/>
               </w:rPr>
               <w:t xml:space="preserve">Combine like terms, like 3</w:t>
@@ -299,7 +302,7 @@
                 <w:rFonts w:ascii="Avenir Next" w:hAnsi="Avenir Next" w:cs="Avenir Next" w:eastAsia="Avenir Next"/>
                 <w:i/>
                 <w:color w:val="1A1A1A"/>
-                <w:sz w:val="20"/>
+                <w:sz w:val="22"/>
                 <w:szCs w:val="20"/>
               </w:rPr>
               <w:t xml:space="preserve">n</w:t>
@@ -308,7 +311,7 @@
               <w:rPr>
                 <w:rFonts w:ascii="Avenir Next" w:hAnsi="Avenir Next" w:cs="Avenir Next" w:eastAsia="Avenir Next"/>
                 <w:color w:val="1A1A1A"/>
-                <w:sz w:val="20"/>
+                <w:sz w:val="22"/>
                 <w:szCs w:val="20"/>
               </w:rPr>
               <w:t xml:space="preserve"> + 5</w:t>
@@ -318,7 +321,7 @@
                 <w:rFonts w:ascii="Avenir Next" w:hAnsi="Avenir Next" w:cs="Avenir Next" w:eastAsia="Avenir Next"/>
                 <w:i/>
                 <w:color w:val="1A1A1A"/>
-                <w:sz w:val="20"/>
+                <w:sz w:val="22"/>
                 <w:szCs w:val="20"/>
               </w:rPr>
               <w:t xml:space="preserve">n</w:t>
@@ -327,7 +330,7 @@
               <w:rPr>
                 <w:rFonts w:ascii="Avenir Next" w:hAnsi="Avenir Next" w:cs="Avenir Next" w:eastAsia="Avenir Next"/>
                 <w:color w:val="1A1A1A"/>
-                <w:sz w:val="20"/>
+                <w:sz w:val="22"/>
                 <w:szCs w:val="20"/>
               </w:rPr>
               <w:t xml:space="preserve"> = 8</w:t>
@@ -337,7 +340,7 @@
                 <w:rFonts w:ascii="Avenir Next" w:hAnsi="Avenir Next" w:cs="Avenir Next" w:eastAsia="Avenir Next"/>
                 <w:i/>
                 <w:color w:val="1A1A1A"/>
-                <w:sz w:val="20"/>
+                <w:sz w:val="22"/>
                 <w:szCs w:val="20"/>
               </w:rPr>
               <w:t xml:space="preserve">n</w:t>
@@ -346,7 +349,7 @@
               <w:rPr>
                 <w:rFonts w:ascii="Avenir Next" w:hAnsi="Avenir Next" w:cs="Avenir Next" w:eastAsia="Avenir Next"/>
                 <w:color w:val="1A1A1A"/>
-                <w:sz w:val="20"/>
+                <w:sz w:val="22"/>
                 <w:szCs w:val="20"/>
               </w:rPr>
               <w:t xml:space="preserve">.  </w:t>
@@ -356,7 +359,7 @@
                 <w:rFonts w:ascii="Avenir Next" w:hAnsi="Avenir Next" w:cs="Avenir Next" w:eastAsia="Avenir Next"/>
                 <w:b/>
                 <w:color w:val="1A1A1A"/>
-                <w:sz w:val="20"/>
+                <w:sz w:val="22"/>
                 <w:szCs w:val="20"/>
               </w:rPr>
               <w:t xml:space="preserve">You will use it in Practice Form A, problems 1, 4, and 5.</w:t>
@@ -367,6 +370,7 @@
     </w:tbl>
     <w:p>
       <w:pPr>
+        <w:pStyle w:val="Heading2"/>
         <w:keepNext/>
         <w:pBdr>
           <w:bottom w:val="single" w:sz="8" w:space="3" w:color="003A70"/>
@@ -382,7 +386,7 @@
           <w:b/>
           <w:color w:val="003A70"/>
           <w:spacing w:val="14"/>
-          <w:sz w:val="19"/>
+          <w:sz w:val="22"/>
           <w:szCs w:val="19"/>
         </w:rPr>
         <w:t xml:space="preserve">STEPS TO FOLLOW</w:t>
@@ -401,7 +405,7 @@
           <w:rFonts w:ascii="Avenir Next" w:hAnsi="Avenir Next" w:cs="Avenir Next" w:eastAsia="Avenir Next"/>
           <w:i/>
           <w:color w:val="5A5F66"/>
-          <w:sz w:val="17"/>
+          <w:sz w:val="22"/>
           <w:szCs w:val="17"/>
         </w:rPr>
         <w:t xml:space="preserve">use these same steps on every problem</w:t>
@@ -443,6 +447,7 @@
           </w:tcPr>
           <w:p>
             <w:pPr>
+              <w:pStyle w:val="Heading1"/>
               <w:spacing w:before="0" w:after="0" w:line="240" w:lineRule="auto"/>
               <w:jc w:val="center"/>
             </w:pPr>
@@ -472,7 +477,7 @@
                 <w:rFonts w:ascii="Avenir Next" w:hAnsi="Avenir Next" w:cs="Avenir Next" w:eastAsia="Avenir Next"/>
                 <w:b/>
                 <w:color w:val="1A1A1A"/>
-                <w:sz w:val="21"/>
+                <w:sz w:val="22"/>
                 <w:szCs w:val="21"/>
               </w:rPr>
               <w:t xml:space="preserve">Find</w:t>
@@ -481,7 +486,7 @@
               <w:rPr>
                 <w:rFonts w:ascii="Avenir Next" w:hAnsi="Avenir Next" w:cs="Avenir Next" w:eastAsia="Avenir Next"/>
                 <w:color w:val="1A1A1A"/>
-                <w:sz w:val="21"/>
+                <w:sz w:val="22"/>
                 <w:szCs w:val="21"/>
               </w:rPr>
               <w:t xml:space="preserve"> the terms with the variable.</w:t>
@@ -500,6 +505,7 @@
           </w:tcPr>
           <w:p>
             <w:pPr>
+              <w:pStyle w:val="Heading1"/>
               <w:spacing w:before="0" w:after="0" w:line="240" w:lineRule="auto"/>
               <w:jc w:val="center"/>
             </w:pPr>
@@ -529,7 +535,7 @@
                 <w:rFonts w:ascii="Avenir Next" w:hAnsi="Avenir Next" w:cs="Avenir Next" w:eastAsia="Avenir Next"/>
                 <w:b/>
                 <w:color w:val="1A1A1A"/>
-                <w:sz w:val="21"/>
+                <w:sz w:val="22"/>
                 <w:szCs w:val="21"/>
               </w:rPr>
               <w:t xml:space="preserve">Add</w:t>
@@ -538,7 +544,7 @@
               <w:rPr>
                 <w:rFonts w:ascii="Avenir Next" w:hAnsi="Avenir Next" w:cs="Avenir Next" w:eastAsia="Avenir Next"/>
                 <w:color w:val="1A1A1A"/>
-                <w:sz w:val="21"/>
+                <w:sz w:val="22"/>
                 <w:szCs w:val="21"/>
               </w:rPr>
               <w:t xml:space="preserve"> their numbers. Keep the variable.</w:t>
@@ -557,6 +563,7 @@
           </w:tcPr>
           <w:p>
             <w:pPr>
+              <w:pStyle w:val="Heading1"/>
               <w:spacing w:before="0" w:after="0" w:line="240" w:lineRule="auto"/>
               <w:jc w:val="center"/>
             </w:pPr>
@@ -586,7 +593,7 @@
                 <w:rFonts w:ascii="Avenir Next" w:hAnsi="Avenir Next" w:cs="Avenir Next" w:eastAsia="Avenir Next"/>
                 <w:b/>
                 <w:color w:val="1A1A1A"/>
-                <w:sz w:val="21"/>
+                <w:sz w:val="22"/>
                 <w:szCs w:val="21"/>
               </w:rPr>
               <w:t xml:space="preserve">Add</w:t>
@@ -595,7 +602,7 @@
               <w:rPr>
                 <w:rFonts w:ascii="Avenir Next" w:hAnsi="Avenir Next" w:cs="Avenir Next" w:eastAsia="Avenir Next"/>
                 <w:color w:val="1A1A1A"/>
-                <w:sz w:val="21"/>
+                <w:sz w:val="22"/>
                 <w:szCs w:val="21"/>
               </w:rPr>
               <w:t xml:space="preserve"> the plain numbers. Write the variable term first.</w:t>
@@ -606,6 +613,7 @@
     </w:tbl>
     <w:p>
       <w:pPr>
+        <w:pStyle w:val="Heading2"/>
         <w:keepNext/>
         <w:pBdr>
           <w:bottom w:val="single" w:sz="8" w:space="3" w:color="003A70"/>
@@ -621,7 +629,7 @@
           <w:b/>
           <w:color w:val="003A70"/>
           <w:spacing w:val="14"/>
-          <w:sz w:val="19"/>
+          <w:sz w:val="22"/>
           <w:szCs w:val="19"/>
         </w:rPr>
         <w:t xml:space="preserve">WATCH ME</w:t>
@@ -640,7 +648,7 @@
           <w:rFonts w:ascii="Avenir Next" w:hAnsi="Avenir Next" w:cs="Avenir Next" w:eastAsia="Avenir Next"/>
           <w:i/>
           <w:color w:val="5A5F66"/>
-          <w:sz w:val="17"/>
+          <w:sz w:val="22"/>
           <w:szCs w:val="17"/>
         </w:rPr>
         <w:t xml:space="preserve">the steps in action</w:t>
@@ -655,7 +663,7 @@
           <w:rFonts w:ascii="Avenir Next" w:hAnsi="Avenir Next" w:cs="Avenir Next" w:eastAsia="Avenir Next"/>
           <w:b/>
           <w:color w:val="1A1A1A"/>
-          <w:sz w:val="21"/>
+          <w:sz w:val="22"/>
           <w:szCs w:val="21"/>
         </w:rPr>
         <w:t xml:space="preserve">Simplify 4</w:t>
@@ -666,7 +674,7 @@
           <w:b/>
           <w:i/>
           <w:color w:val="1A1A1A"/>
-          <w:sz w:val="21"/>
+          <w:sz w:val="22"/>
           <w:szCs w:val="21"/>
         </w:rPr>
         <w:t xml:space="preserve">w</w:t>
@@ -676,7 +684,7 @@
           <w:rFonts w:ascii="Avenir Next" w:hAnsi="Avenir Next" w:cs="Avenir Next" w:eastAsia="Avenir Next"/>
           <w:b/>
           <w:color w:val="1A1A1A"/>
-          <w:sz w:val="21"/>
+          <w:sz w:val="22"/>
           <w:szCs w:val="21"/>
         </w:rPr>
         <w:t xml:space="preserve"> + 9 + 6</w:t>
@@ -687,7 +695,7 @@
           <w:b/>
           <w:i/>
           <w:color w:val="1A1A1A"/>
-          <w:sz w:val="21"/>
+          <w:sz w:val="22"/>
           <w:szCs w:val="21"/>
         </w:rPr>
         <w:t xml:space="preserve">w</w:t>
@@ -697,7 +705,7 @@
           <w:rFonts w:ascii="Avenir Next" w:hAnsi="Avenir Next" w:cs="Avenir Next" w:eastAsia="Avenir Next"/>
           <w:b/>
           <w:color w:val="1A1A1A"/>
-          <w:sz w:val="21"/>
+          <w:sz w:val="22"/>
           <w:szCs w:val="21"/>
         </w:rPr>
         <w:t xml:space="preserve"> − 3.</w:t>
@@ -716,25 +724,25 @@
           <w:rFonts w:ascii="Avenir Next" w:hAnsi="Avenir Next" w:cs="Avenir Next" w:eastAsia="Avenir Next"/>
           <w:b/>
           <w:color w:val="003A70"/>
+          <w:sz w:val="22"/>
+          <w:szCs w:val="19"/>
+        </w:rPr>
+        <w:t xml:space="preserve">Step 1</w:t>
+      </w:r>
+      <w:r>
+        <w:rPr>
+          <w:rFonts w:ascii="Avenir Next" w:hAnsi="Avenir Next" w:cs="Avenir Next" w:eastAsia="Avenir Next"/>
+          <w:color w:val="1A1A1A"/>
           <w:sz w:val="19"/>
           <w:szCs w:val="19"/>
         </w:rPr>
-        <w:t xml:space="preserve">Step 1</w:t>
-      </w:r>
-      <w:r>
-        <w:rPr>
-          <w:rFonts w:ascii="Avenir Next" w:hAnsi="Avenir Next" w:cs="Avenir Next" w:eastAsia="Avenir Next"/>
-          <w:color w:val="1A1A1A"/>
-          <w:sz w:val="19"/>
-          <w:szCs w:val="19"/>
-        </w:rPr>
         <w:tab/>
       </w:r>
       <w:r>
         <w:rPr>
           <w:rFonts w:ascii="Avenir Next" w:hAnsi="Avenir Next" w:cs="Avenir Next" w:eastAsia="Avenir Next"/>
           <w:color w:val="1A1A1A"/>
-          <w:sz w:val="21"/>
+          <w:sz w:val="22"/>
           <w:szCs w:val="21"/>
         </w:rPr>
         <w:t xml:space="preserve">The variable terms are 4</w:t>
@@ -744,7 +752,7 @@
           <w:rFonts w:ascii="Avenir Next" w:hAnsi="Avenir Next" w:cs="Avenir Next" w:eastAsia="Avenir Next"/>
           <w:i/>
           <w:color w:val="1A1A1A"/>
-          <w:sz w:val="21"/>
+          <w:sz w:val="22"/>
           <w:szCs w:val="21"/>
         </w:rPr>
         <w:t xml:space="preserve">w</w:t>
@@ -753,7 +761,7 @@
         <w:rPr>
           <w:rFonts w:ascii="Avenir Next" w:hAnsi="Avenir Next" w:cs="Avenir Next" w:eastAsia="Avenir Next"/>
           <w:color w:val="1A1A1A"/>
-          <w:sz w:val="21"/>
+          <w:sz w:val="22"/>
           <w:szCs w:val="21"/>
         </w:rPr>
         <w:t xml:space="preserve"> and 6</w:t>
@@ -763,7 +771,7 @@
           <w:rFonts w:ascii="Avenir Next" w:hAnsi="Avenir Next" w:cs="Avenir Next" w:eastAsia="Avenir Next"/>
           <w:i/>
           <w:color w:val="1A1A1A"/>
-          <w:sz w:val="21"/>
+          <w:sz w:val="22"/>
           <w:szCs w:val="21"/>
         </w:rPr>
         <w:t xml:space="preserve">w</w:t>
@@ -772,7 +780,7 @@
         <w:rPr>
           <w:rFonts w:ascii="Avenir Next" w:hAnsi="Avenir Next" w:cs="Avenir Next" w:eastAsia="Avenir Next"/>
           <w:color w:val="1A1A1A"/>
-          <w:sz w:val="21"/>
+          <w:sz w:val="22"/>
           <w:szCs w:val="21"/>
         </w:rPr>
         <w:t xml:space="preserve">.</w:t>
@@ -791,25 +799,25 @@
           <w:rFonts w:ascii="Avenir Next" w:hAnsi="Avenir Next" w:cs="Avenir Next" w:eastAsia="Avenir Next"/>
           <w:b/>
           <w:color w:val="003A70"/>
+          <w:sz w:val="22"/>
+          <w:szCs w:val="19"/>
+        </w:rPr>
+        <w:t xml:space="preserve">Step 2</w:t>
+      </w:r>
+      <w:r>
+        <w:rPr>
+          <w:rFonts w:ascii="Avenir Next" w:hAnsi="Avenir Next" w:cs="Avenir Next" w:eastAsia="Avenir Next"/>
+          <w:color w:val="1A1A1A"/>
           <w:sz w:val="19"/>
           <w:szCs w:val="19"/>
         </w:rPr>
-        <w:t xml:space="preserve">Step 2</w:t>
-      </w:r>
-      <w:r>
-        <w:rPr>
-          <w:rFonts w:ascii="Avenir Next" w:hAnsi="Avenir Next" w:cs="Avenir Next" w:eastAsia="Avenir Next"/>
-          <w:color w:val="1A1A1A"/>
-          <w:sz w:val="19"/>
-          <w:szCs w:val="19"/>
-        </w:rPr>
         <w:tab/>
       </w:r>
       <w:r>
         <w:rPr>
           <w:rFonts w:ascii="Avenir Next" w:hAnsi="Avenir Next" w:cs="Avenir Next" w:eastAsia="Avenir Next"/>
           <w:color w:val="1A1A1A"/>
-          <w:sz w:val="21"/>
+          <w:sz w:val="22"/>
           <w:szCs w:val="21"/>
         </w:rPr>
         <w:t xml:space="preserve">4 + 6 = 10, so 10</w:t>
@@ -819,7 +827,7 @@
           <w:rFonts w:ascii="Avenir Next" w:hAnsi="Avenir Next" w:cs="Avenir Next" w:eastAsia="Avenir Next"/>
           <w:i/>
           <w:color w:val="1A1A1A"/>
-          <w:sz w:val="21"/>
+          <w:sz w:val="22"/>
           <w:szCs w:val="21"/>
         </w:rPr>
         <w:t xml:space="preserve">w</w:t>
@@ -828,7 +836,7 @@
         <w:rPr>
           <w:rFonts w:ascii="Avenir Next" w:hAnsi="Avenir Next" w:cs="Avenir Next" w:eastAsia="Avenir Next"/>
           <w:color w:val="1A1A1A"/>
-          <w:sz w:val="21"/>
+          <w:sz w:val="22"/>
           <w:szCs w:val="21"/>
         </w:rPr>
         <w:t xml:space="preserve">.</w:t>
@@ -847,25 +855,25 @@
           <w:rFonts w:ascii="Avenir Next" w:hAnsi="Avenir Next" w:cs="Avenir Next" w:eastAsia="Avenir Next"/>
           <w:b/>
           <w:color w:val="003A70"/>
+          <w:sz w:val="22"/>
+          <w:szCs w:val="19"/>
+        </w:rPr>
+        <w:t xml:space="preserve">Step 3</w:t>
+      </w:r>
+      <w:r>
+        <w:rPr>
+          <w:rFonts w:ascii="Avenir Next" w:hAnsi="Avenir Next" w:cs="Avenir Next" w:eastAsia="Avenir Next"/>
+          <w:color w:val="1A1A1A"/>
           <w:sz w:val="19"/>
           <w:szCs w:val="19"/>
         </w:rPr>
-        <w:t xml:space="preserve">Step 3</w:t>
-      </w:r>
-      <w:r>
-        <w:rPr>
-          <w:rFonts w:ascii="Avenir Next" w:hAnsi="Avenir Next" w:cs="Avenir Next" w:eastAsia="Avenir Next"/>
-          <w:color w:val="1A1A1A"/>
-          <w:sz w:val="19"/>
-          <w:szCs w:val="19"/>
-        </w:rPr>
         <w:tab/>
       </w:r>
       <w:r>
         <w:rPr>
           <w:rFonts w:ascii="Avenir Next" w:hAnsi="Avenir Next" w:cs="Avenir Next" w:eastAsia="Avenir Next"/>
           <w:color w:val="1A1A1A"/>
-          <w:sz w:val="21"/>
+          <w:sz w:val="22"/>
           <w:szCs w:val="21"/>
         </w:rPr>
         <w:t xml:space="preserve">9 − 3 = 6. Write 10</w:t>
@@ -875,7 +883,7 @@
           <w:rFonts w:ascii="Avenir Next" w:hAnsi="Avenir Next" w:cs="Avenir Next" w:eastAsia="Avenir Next"/>
           <w:i/>
           <w:color w:val="1A1A1A"/>
-          <w:sz w:val="21"/>
+          <w:sz w:val="22"/>
           <w:szCs w:val="21"/>
         </w:rPr>
         <w:t xml:space="preserve">w</w:t>
@@ -884,7 +892,7 @@
         <w:rPr>
           <w:rFonts w:ascii="Avenir Next" w:hAnsi="Avenir Next" w:cs="Avenir Next" w:eastAsia="Avenir Next"/>
           <w:color w:val="1A1A1A"/>
-          <w:sz w:val="21"/>
+          <w:sz w:val="22"/>
           <w:szCs w:val="21"/>
         </w:rPr>
         <w:t xml:space="preserve"> + 6.</w:t>
@@ -903,18 +911,18 @@
           <w:rFonts w:ascii="Avenir Next" w:hAnsi="Avenir Next" w:cs="Avenir Next" w:eastAsia="Avenir Next"/>
           <w:b/>
           <w:color w:val="1A1A1A"/>
+          <w:sz w:val="22"/>
+          <w:szCs w:val="21"/>
+        </w:rPr>
+        <w:t xml:space="preserve">Answer</w:t>
+      </w:r>
+      <w:r>
+        <w:rPr>
+          <w:rFonts w:ascii="Avenir Next" w:hAnsi="Avenir Next" w:cs="Avenir Next" w:eastAsia="Avenir Next"/>
+          <w:color w:val="1A1A1A"/>
           <w:sz w:val="21"/>
           <w:szCs w:val="21"/>
         </w:rPr>
-        <w:t xml:space="preserve">Answer</w:t>
-      </w:r>
-      <w:r>
-        <w:rPr>
-          <w:rFonts w:ascii="Avenir Next" w:hAnsi="Avenir Next" w:cs="Avenir Next" w:eastAsia="Avenir Next"/>
-          <w:color w:val="1A1A1A"/>
-          <w:sz w:val="21"/>
-          <w:szCs w:val="21"/>
-        </w:rPr>
         <w:tab/>
       </w:r>
       <w:r>
@@ -922,7 +930,7 @@
           <w:rFonts w:ascii="Avenir Next" w:hAnsi="Avenir Next" w:cs="Avenir Next" w:eastAsia="Avenir Next"/>
           <w:b/>
           <w:color w:val="1A1A1A"/>
-          <w:sz w:val="21"/>
+          <w:sz w:val="22"/>
           <w:szCs w:val="21"/>
         </w:rPr>
         <w:t xml:space="preserve">10</w:t>
@@ -933,7 +941,7 @@
           <w:b/>
           <w:i/>
           <w:color w:val="1A1A1A"/>
-          <w:sz w:val="21"/>
+          <w:sz w:val="22"/>
           <w:szCs w:val="21"/>
         </w:rPr>
         <w:t xml:space="preserve">w</w:t>
@@ -943,7 +951,7 @@
           <w:rFonts w:ascii="Avenir Next" w:hAnsi="Avenir Next" w:cs="Avenir Next" w:eastAsia="Avenir Next"/>
           <w:b/>
           <w:color w:val="1A1A1A"/>
-          <w:sz w:val="21"/>
+          <w:sz w:val="22"/>
           <w:szCs w:val="21"/>
         </w:rPr>
         <w:t xml:space="preserve"> + 6</w:t>
@@ -951,6 +959,7 @@
     </w:p>
     <w:p>
       <w:pPr>
+        <w:pStyle w:val="Heading2"/>
         <w:keepNext/>
         <w:pBdr>
           <w:bottom w:val="single" w:sz="8" w:space="3" w:color="003A70"/>
@@ -966,7 +975,7 @@
           <w:b/>
           <w:color w:val="003A70"/>
           <w:spacing w:val="14"/>
-          <w:sz w:val="19"/>
+          <w:sz w:val="22"/>
           <w:szCs w:val="19"/>
         </w:rPr>
         <w:t xml:space="preserve">TRY IT WITH HELP</w:t>
@@ -985,7 +994,7 @@
           <w:rFonts w:ascii="Avenir Next" w:hAnsi="Avenir Next" w:cs="Avenir Next" w:eastAsia="Avenir Next"/>
           <w:i/>
           <w:color w:val="5A5F66"/>
-          <w:sz w:val="17"/>
+          <w:sz w:val="22"/>
           <w:szCs w:val="17"/>
         </w:rPr>
         <w:t xml:space="preserve">fill in each step</w:t>
@@ -1081,28 +1090,47 @@
           <w:rFonts w:ascii="Avenir Next" w:hAnsi="Avenir Next" w:cs="Avenir Next" w:eastAsia="Avenir Next"/>
           <w:b/>
           <w:color w:val="003A70"/>
+          <w:sz w:val="22"/>
+          <w:szCs w:val="18"/>
+        </w:rPr>
+        <w:t xml:space="preserve">Step 1</w:t>
+      </w:r>
+      <w:r>
+        <w:rPr>
+          <w:rFonts w:ascii="Avenir Next" w:hAnsi="Avenir Next" w:cs="Avenir Next" w:eastAsia="Avenir Next"/>
+          <w:color w:val="1A1A1A"/>
           <w:sz w:val="18"/>
           <w:szCs w:val="18"/>
         </w:rPr>
-        <w:t xml:space="preserve">Step 1</w:t>
-      </w:r>
-      <w:r>
-        <w:rPr>
-          <w:rFonts w:ascii="Avenir Next" w:hAnsi="Avenir Next" w:cs="Avenir Next" w:eastAsia="Avenir Next"/>
-          <w:color w:val="1A1A1A"/>
-          <w:sz w:val="18"/>
-          <w:szCs w:val="18"/>
-        </w:rPr>
         <w:tab/>
       </w:r>
       <w:r>
         <w:rPr>
           <w:rFonts w:ascii="Avenir Next" w:hAnsi="Avenir Next" w:cs="Avenir Next" w:eastAsia="Avenir Next"/>
           <w:color w:val="1A1A1A"/>
+          <w:sz w:val="22"/>
+          <w:szCs w:val="21"/>
+        </w:rPr>
+        <w:t xml:space="preserve">The variable terms are </w:t>
+      </w:r>
+      <w:r>
+        <w:rPr>
+          <w:rFonts w:ascii="Avenir Next" w:hAnsi="Avenir Next" w:cs="Avenir Next" w:eastAsia="Avenir Next"/>
+          <w:color w:val="1A1A1A"/>
           <w:sz w:val="21"/>
           <w:szCs w:val="21"/>
-        </w:rPr>
-        <w:t xml:space="preserve">The variable terms are </w:t>
+          <w:u w:val="single"/>
+        </w:rPr>
+        <w:t xml:space="preserve">                </w:t>
+      </w:r>
+      <w:r>
+        <w:rPr>
+          <w:rFonts w:ascii="Avenir Next" w:hAnsi="Avenir Next" w:cs="Avenir Next" w:eastAsia="Avenir Next"/>
+          <w:color w:val="1A1A1A"/>
+          <w:sz w:val="22"/>
+          <w:szCs w:val="21"/>
+        </w:rPr>
+        <w:t xml:space="preserve"> and </w:t>
       </w:r>
       <w:r>
         <w:rPr>
@@ -1118,26 +1146,7 @@
         <w:rPr>
           <w:rFonts w:ascii="Avenir Next" w:hAnsi="Avenir Next" w:cs="Avenir Next" w:eastAsia="Avenir Next"/>
           <w:color w:val="1A1A1A"/>
-          <w:sz w:val="21"/>
-          <w:szCs w:val="21"/>
-        </w:rPr>
-        <w:t xml:space="preserve"> and </w:t>
-      </w:r>
-      <w:r>
-        <w:rPr>
-          <w:rFonts w:ascii="Avenir Next" w:hAnsi="Avenir Next" w:cs="Avenir Next" w:eastAsia="Avenir Next"/>
-          <w:color w:val="1A1A1A"/>
-          <w:sz w:val="21"/>
-          <w:szCs w:val="21"/>
-          <w:u w:val="single"/>
-        </w:rPr>
-        <w:t xml:space="preserve">                </w:t>
-      </w:r>
-      <w:r>
-        <w:rPr>
-          <w:rFonts w:ascii="Avenir Next" w:hAnsi="Avenir Next" w:cs="Avenir Next" w:eastAsia="Avenir Next"/>
-          <w:color w:val="1A1A1A"/>
-          <w:sz w:val="21"/>
+          <w:sz w:val="22"/>
           <w:szCs w:val="21"/>
         </w:rPr>
         <w:t xml:space="preserve">.</w:t>
@@ -1157,28 +1166,47 @@
           <w:rFonts w:ascii="Avenir Next" w:hAnsi="Avenir Next" w:cs="Avenir Next" w:eastAsia="Avenir Next"/>
           <w:b/>
           <w:color w:val="003A70"/>
+          <w:sz w:val="22"/>
+          <w:szCs w:val="18"/>
+        </w:rPr>
+        <w:t xml:space="preserve">Step 2</w:t>
+      </w:r>
+      <w:r>
+        <w:rPr>
+          <w:rFonts w:ascii="Avenir Next" w:hAnsi="Avenir Next" w:cs="Avenir Next" w:eastAsia="Avenir Next"/>
+          <w:color w:val="1A1A1A"/>
           <w:sz w:val="18"/>
           <w:szCs w:val="18"/>
         </w:rPr>
-        <w:t xml:space="preserve">Step 2</w:t>
-      </w:r>
-      <w:r>
-        <w:rPr>
-          <w:rFonts w:ascii="Avenir Next" w:hAnsi="Avenir Next" w:cs="Avenir Next" w:eastAsia="Avenir Next"/>
-          <w:color w:val="1A1A1A"/>
-          <w:sz w:val="18"/>
-          <w:szCs w:val="18"/>
-        </w:rPr>
         <w:tab/>
       </w:r>
       <w:r>
         <w:rPr>
           <w:rFonts w:ascii="Avenir Next" w:hAnsi="Avenir Next" w:cs="Avenir Next" w:eastAsia="Avenir Next"/>
           <w:color w:val="1A1A1A"/>
+          <w:sz w:val="22"/>
+          <w:szCs w:val="21"/>
+        </w:rPr>
+        <w:t xml:space="preserve">5 + 3 = </w:t>
+      </w:r>
+      <w:r>
+        <w:rPr>
+          <w:rFonts w:ascii="Avenir Next" w:hAnsi="Avenir Next" w:cs="Avenir Next" w:eastAsia="Avenir Next"/>
+          <w:color w:val="1A1A1A"/>
           <w:sz w:val="21"/>
           <w:szCs w:val="21"/>
-        </w:rPr>
-        <w:t xml:space="preserve">5 + 3 = </w:t>
+          <w:u w:val="single"/>
+        </w:rPr>
+        <w:t xml:space="preserve">                </w:t>
+      </w:r>
+      <w:r>
+        <w:rPr>
+          <w:rFonts w:ascii="Avenir Next" w:hAnsi="Avenir Next" w:cs="Avenir Next" w:eastAsia="Avenir Next"/>
+          <w:color w:val="1A1A1A"/>
+          <w:sz w:val="22"/>
+          <w:szCs w:val="21"/>
+        </w:rPr>
+        <w:t xml:space="preserve">, so </w:t>
       </w:r>
       <w:r>
         <w:rPr>
@@ -1194,26 +1222,7 @@
         <w:rPr>
           <w:rFonts w:ascii="Avenir Next" w:hAnsi="Avenir Next" w:cs="Avenir Next" w:eastAsia="Avenir Next"/>
           <w:color w:val="1A1A1A"/>
-          <w:sz w:val="21"/>
-          <w:szCs w:val="21"/>
-        </w:rPr>
-        <w:t xml:space="preserve">, so </w:t>
-      </w:r>
-      <w:r>
-        <w:rPr>
-          <w:rFonts w:ascii="Avenir Next" w:hAnsi="Avenir Next" w:cs="Avenir Next" w:eastAsia="Avenir Next"/>
-          <w:color w:val="1A1A1A"/>
-          <w:sz w:val="21"/>
-          <w:szCs w:val="21"/>
-          <w:u w:val="single"/>
-        </w:rPr>
-        <w:t xml:space="preserve">                </w:t>
-      </w:r>
-      <w:r>
-        <w:rPr>
-          <w:rFonts w:ascii="Avenir Next" w:hAnsi="Avenir Next" w:cs="Avenir Next" w:eastAsia="Avenir Next"/>
-          <w:color w:val="1A1A1A"/>
-          <w:sz w:val="21"/>
+          <w:sz w:val="22"/>
           <w:szCs w:val="21"/>
         </w:rPr>
         <w:t xml:space="preserve">.</w:t>
@@ -1233,28 +1242,47 @@
           <w:rFonts w:ascii="Avenir Next" w:hAnsi="Avenir Next" w:cs="Avenir Next" w:eastAsia="Avenir Next"/>
           <w:b/>
           <w:color w:val="003A70"/>
+          <w:sz w:val="22"/>
+          <w:szCs w:val="18"/>
+        </w:rPr>
+        <w:t xml:space="preserve">Step 3</w:t>
+      </w:r>
+      <w:r>
+        <w:rPr>
+          <w:rFonts w:ascii="Avenir Next" w:hAnsi="Avenir Next" w:cs="Avenir Next" w:eastAsia="Avenir Next"/>
+          <w:color w:val="1A1A1A"/>
           <w:sz w:val="18"/>
           <w:szCs w:val="18"/>
         </w:rPr>
-        <w:t xml:space="preserve">Step 3</w:t>
-      </w:r>
-      <w:r>
-        <w:rPr>
-          <w:rFonts w:ascii="Avenir Next" w:hAnsi="Avenir Next" w:cs="Avenir Next" w:eastAsia="Avenir Next"/>
-          <w:color w:val="1A1A1A"/>
-          <w:sz w:val="18"/>
-          <w:szCs w:val="18"/>
-        </w:rPr>
         <w:tab/>
       </w:r>
       <w:r>
         <w:rPr>
           <w:rFonts w:ascii="Avenir Next" w:hAnsi="Avenir Next" w:cs="Avenir Next" w:eastAsia="Avenir Next"/>
           <w:color w:val="1A1A1A"/>
+          <w:sz w:val="22"/>
+          <w:szCs w:val="21"/>
+        </w:rPr>
+        <w:t xml:space="preserve">The plain number is </w:t>
+      </w:r>
+      <w:r>
+        <w:rPr>
+          <w:rFonts w:ascii="Avenir Next" w:hAnsi="Avenir Next" w:cs="Avenir Next" w:eastAsia="Avenir Next"/>
+          <w:color w:val="1A1A1A"/>
           <w:sz w:val="21"/>
           <w:szCs w:val="21"/>
-        </w:rPr>
-        <w:t xml:space="preserve">The plain number is </w:t>
+          <w:u w:val="single"/>
+        </w:rPr>
+        <w:t xml:space="preserve">                </w:t>
+      </w:r>
+      <w:r>
+        <w:rPr>
+          <w:rFonts w:ascii="Avenir Next" w:hAnsi="Avenir Next" w:cs="Avenir Next" w:eastAsia="Avenir Next"/>
+          <w:color w:val="1A1A1A"/>
+          <w:sz w:val="22"/>
+          <w:szCs w:val="21"/>
+        </w:rPr>
+        <w:t xml:space="preserve">. Write </w:t>
       </w:r>
       <w:r>
         <w:rPr>
@@ -1270,26 +1298,7 @@
         <w:rPr>
           <w:rFonts w:ascii="Avenir Next" w:hAnsi="Avenir Next" w:cs="Avenir Next" w:eastAsia="Avenir Next"/>
           <w:color w:val="1A1A1A"/>
-          <w:sz w:val="21"/>
-          <w:szCs w:val="21"/>
-        </w:rPr>
-        <w:t xml:space="preserve">. Write </w:t>
-      </w:r>
-      <w:r>
-        <w:rPr>
-          <w:rFonts w:ascii="Avenir Next" w:hAnsi="Avenir Next" w:cs="Avenir Next" w:eastAsia="Avenir Next"/>
-          <w:color w:val="1A1A1A"/>
-          <w:sz w:val="21"/>
-          <w:szCs w:val="21"/>
-          <w:u w:val="single"/>
-        </w:rPr>
-        <w:t xml:space="preserve">                </w:t>
-      </w:r>
-      <w:r>
-        <w:rPr>
-          <w:rFonts w:ascii="Avenir Next" w:hAnsi="Avenir Next" w:cs="Avenir Next" w:eastAsia="Avenir Next"/>
-          <w:color w:val="1A1A1A"/>
-          <w:sz w:val="21"/>
+          <w:sz w:val="22"/>
           <w:szCs w:val="21"/>
         </w:rPr>
         <w:t xml:space="preserve">.</w:t>
@@ -1390,28 +1399,47 @@
           <w:rFonts w:ascii="Avenir Next" w:hAnsi="Avenir Next" w:cs="Avenir Next" w:eastAsia="Avenir Next"/>
           <w:b/>
           <w:color w:val="003A70"/>
+          <w:sz w:val="22"/>
+          <w:szCs w:val="18"/>
+        </w:rPr>
+        <w:t xml:space="preserve">Step 1</w:t>
+      </w:r>
+      <w:r>
+        <w:rPr>
+          <w:rFonts w:ascii="Avenir Next" w:hAnsi="Avenir Next" w:cs="Avenir Next" w:eastAsia="Avenir Next"/>
+          <w:color w:val="1A1A1A"/>
           <w:sz w:val="18"/>
           <w:szCs w:val="18"/>
         </w:rPr>
-        <w:t xml:space="preserve">Step 1</w:t>
-      </w:r>
-      <w:r>
-        <w:rPr>
-          <w:rFonts w:ascii="Avenir Next" w:hAnsi="Avenir Next" w:cs="Avenir Next" w:eastAsia="Avenir Next"/>
-          <w:color w:val="1A1A1A"/>
-          <w:sz w:val="18"/>
-          <w:szCs w:val="18"/>
-        </w:rPr>
         <w:tab/>
       </w:r>
       <w:r>
         <w:rPr>
           <w:rFonts w:ascii="Avenir Next" w:hAnsi="Avenir Next" w:cs="Avenir Next" w:eastAsia="Avenir Next"/>
           <w:color w:val="1A1A1A"/>
+          <w:sz w:val="22"/>
+          <w:szCs w:val="21"/>
+        </w:rPr>
+        <w:t xml:space="preserve">The variable terms are </w:t>
+      </w:r>
+      <w:r>
+        <w:rPr>
+          <w:rFonts w:ascii="Avenir Next" w:hAnsi="Avenir Next" w:cs="Avenir Next" w:eastAsia="Avenir Next"/>
+          <w:color w:val="1A1A1A"/>
           <w:sz w:val="21"/>
           <w:szCs w:val="21"/>
-        </w:rPr>
-        <w:t xml:space="preserve">The variable terms are </w:t>
+          <w:u w:val="single"/>
+        </w:rPr>
+        <w:t xml:space="preserve">                </w:t>
+      </w:r>
+      <w:r>
+        <w:rPr>
+          <w:rFonts w:ascii="Avenir Next" w:hAnsi="Avenir Next" w:cs="Avenir Next" w:eastAsia="Avenir Next"/>
+          <w:color w:val="1A1A1A"/>
+          <w:sz w:val="22"/>
+          <w:szCs w:val="21"/>
+        </w:rPr>
+        <w:t xml:space="preserve"> and </w:t>
       </w:r>
       <w:r>
         <w:rPr>
@@ -1427,26 +1455,7 @@
         <w:rPr>
           <w:rFonts w:ascii="Avenir Next" w:hAnsi="Avenir Next" w:cs="Avenir Next" w:eastAsia="Avenir Next"/>
           <w:color w:val="1A1A1A"/>
-          <w:sz w:val="21"/>
-          <w:szCs w:val="21"/>
-        </w:rPr>
-        <w:t xml:space="preserve"> and </w:t>
-      </w:r>
-      <w:r>
-        <w:rPr>
-          <w:rFonts w:ascii="Avenir Next" w:hAnsi="Avenir Next" w:cs="Avenir Next" w:eastAsia="Avenir Next"/>
-          <w:color w:val="1A1A1A"/>
-          <w:sz w:val="21"/>
-          <w:szCs w:val="21"/>
-          <w:u w:val="single"/>
-        </w:rPr>
-        <w:t xml:space="preserve">                </w:t>
-      </w:r>
-      <w:r>
-        <w:rPr>
-          <w:rFonts w:ascii="Avenir Next" w:hAnsi="Avenir Next" w:cs="Avenir Next" w:eastAsia="Avenir Next"/>
-          <w:color w:val="1A1A1A"/>
-          <w:sz w:val="21"/>
+          <w:sz w:val="22"/>
           <w:szCs w:val="21"/>
         </w:rPr>
         <w:t xml:space="preserve">.</w:t>
@@ -1466,28 +1475,47 @@
           <w:rFonts w:ascii="Avenir Next" w:hAnsi="Avenir Next" w:cs="Avenir Next" w:eastAsia="Avenir Next"/>
           <w:b/>
           <w:color w:val="003A70"/>
+          <w:sz w:val="22"/>
+          <w:szCs w:val="18"/>
+        </w:rPr>
+        <w:t xml:space="preserve">Step 2</w:t>
+      </w:r>
+      <w:r>
+        <w:rPr>
+          <w:rFonts w:ascii="Avenir Next" w:hAnsi="Avenir Next" w:cs="Avenir Next" w:eastAsia="Avenir Next"/>
+          <w:color w:val="1A1A1A"/>
           <w:sz w:val="18"/>
           <w:szCs w:val="18"/>
         </w:rPr>
-        <w:t xml:space="preserve">Step 2</w:t>
-      </w:r>
-      <w:r>
-        <w:rPr>
-          <w:rFonts w:ascii="Avenir Next" w:hAnsi="Avenir Next" w:cs="Avenir Next" w:eastAsia="Avenir Next"/>
-          <w:color w:val="1A1A1A"/>
-          <w:sz w:val="18"/>
-          <w:szCs w:val="18"/>
-        </w:rPr>
         <w:tab/>
       </w:r>
       <w:r>
         <w:rPr>
           <w:rFonts w:ascii="Avenir Next" w:hAnsi="Avenir Next" w:cs="Avenir Next" w:eastAsia="Avenir Next"/>
           <w:color w:val="1A1A1A"/>
+          <w:sz w:val="22"/>
+          <w:szCs w:val="21"/>
+        </w:rPr>
+        <w:t xml:space="preserve">1 + 7 = </w:t>
+      </w:r>
+      <w:r>
+        <w:rPr>
+          <w:rFonts w:ascii="Avenir Next" w:hAnsi="Avenir Next" w:cs="Avenir Next" w:eastAsia="Avenir Next"/>
+          <w:color w:val="1A1A1A"/>
           <w:sz w:val="21"/>
           <w:szCs w:val="21"/>
-        </w:rPr>
-        <w:t xml:space="preserve">1 + 7 = </w:t>
+          <w:u w:val="single"/>
+        </w:rPr>
+        <w:t xml:space="preserve">                </w:t>
+      </w:r>
+      <w:r>
+        <w:rPr>
+          <w:rFonts w:ascii="Avenir Next" w:hAnsi="Avenir Next" w:cs="Avenir Next" w:eastAsia="Avenir Next"/>
+          <w:color w:val="1A1A1A"/>
+          <w:sz w:val="22"/>
+          <w:szCs w:val="21"/>
+        </w:rPr>
+        <w:t xml:space="preserve">, so </w:t>
       </w:r>
       <w:r>
         <w:rPr>
@@ -1503,26 +1531,7 @@
         <w:rPr>
           <w:rFonts w:ascii="Avenir Next" w:hAnsi="Avenir Next" w:cs="Avenir Next" w:eastAsia="Avenir Next"/>
           <w:color w:val="1A1A1A"/>
-          <w:sz w:val="21"/>
-          <w:szCs w:val="21"/>
-        </w:rPr>
-        <w:t xml:space="preserve">, so </w:t>
-      </w:r>
-      <w:r>
-        <w:rPr>
-          <w:rFonts w:ascii="Avenir Next" w:hAnsi="Avenir Next" w:cs="Avenir Next" w:eastAsia="Avenir Next"/>
-          <w:color w:val="1A1A1A"/>
-          <w:sz w:val="21"/>
-          <w:szCs w:val="21"/>
-          <w:u w:val="single"/>
-        </w:rPr>
-        <w:t xml:space="preserve">                </w:t>
-      </w:r>
-      <w:r>
-        <w:rPr>
-          <w:rFonts w:ascii="Avenir Next" w:hAnsi="Avenir Next" w:cs="Avenir Next" w:eastAsia="Avenir Next"/>
-          <w:color w:val="1A1A1A"/>
-          <w:sz w:val="21"/>
+          <w:sz w:val="22"/>
           <w:szCs w:val="21"/>
         </w:rPr>
         <w:t xml:space="preserve">.</w:t>
@@ -1542,28 +1551,47 @@
           <w:rFonts w:ascii="Avenir Next" w:hAnsi="Avenir Next" w:cs="Avenir Next" w:eastAsia="Avenir Next"/>
           <w:b/>
           <w:color w:val="003A70"/>
+          <w:sz w:val="22"/>
+          <w:szCs w:val="18"/>
+        </w:rPr>
+        <w:t xml:space="preserve">Step 3</w:t>
+      </w:r>
+      <w:r>
+        <w:rPr>
+          <w:rFonts w:ascii="Avenir Next" w:hAnsi="Avenir Next" w:cs="Avenir Next" w:eastAsia="Avenir Next"/>
+          <w:color w:val="1A1A1A"/>
           <w:sz w:val="18"/>
           <w:szCs w:val="18"/>
         </w:rPr>
-        <w:t xml:space="preserve">Step 3</w:t>
-      </w:r>
-      <w:r>
-        <w:rPr>
-          <w:rFonts w:ascii="Avenir Next" w:hAnsi="Avenir Next" w:cs="Avenir Next" w:eastAsia="Avenir Next"/>
-          <w:color w:val="1A1A1A"/>
-          <w:sz w:val="18"/>
-          <w:szCs w:val="18"/>
-        </w:rPr>
         <w:tab/>
       </w:r>
       <w:r>
         <w:rPr>
           <w:rFonts w:ascii="Avenir Next" w:hAnsi="Avenir Next" w:cs="Avenir Next" w:eastAsia="Avenir Next"/>
           <w:color w:val="1A1A1A"/>
+          <w:sz w:val="22"/>
+          <w:szCs w:val="21"/>
+        </w:rPr>
+        <w:t xml:space="preserve">8 + 1 = </w:t>
+      </w:r>
+      <w:r>
+        <w:rPr>
+          <w:rFonts w:ascii="Avenir Next" w:hAnsi="Avenir Next" w:cs="Avenir Next" w:eastAsia="Avenir Next"/>
+          <w:color w:val="1A1A1A"/>
           <w:sz w:val="21"/>
           <w:szCs w:val="21"/>
-        </w:rPr>
-        <w:t xml:space="preserve">8 + 1 = </w:t>
+          <w:u w:val="single"/>
+        </w:rPr>
+        <w:t xml:space="preserve">                </w:t>
+      </w:r>
+      <w:r>
+        <w:rPr>
+          <w:rFonts w:ascii="Avenir Next" w:hAnsi="Avenir Next" w:cs="Avenir Next" w:eastAsia="Avenir Next"/>
+          <w:color w:val="1A1A1A"/>
+          <w:sz w:val="22"/>
+          <w:szCs w:val="21"/>
+        </w:rPr>
+        <w:t xml:space="preserve">. Write </w:t>
       </w:r>
       <w:r>
         <w:rPr>
@@ -1579,26 +1607,7 @@
         <w:rPr>
           <w:rFonts w:ascii="Avenir Next" w:hAnsi="Avenir Next" w:cs="Avenir Next" w:eastAsia="Avenir Next"/>
           <w:color w:val="1A1A1A"/>
-          <w:sz w:val="21"/>
-          <w:szCs w:val="21"/>
-        </w:rPr>
-        <w:t xml:space="preserve">. Write </w:t>
-      </w:r>
-      <w:r>
-        <w:rPr>
-          <w:rFonts w:ascii="Avenir Next" w:hAnsi="Avenir Next" w:cs="Avenir Next" w:eastAsia="Avenir Next"/>
-          <w:color w:val="1A1A1A"/>
-          <w:sz w:val="21"/>
-          <w:szCs w:val="21"/>
-          <w:u w:val="single"/>
-        </w:rPr>
-        <w:t xml:space="preserve">                </w:t>
-      </w:r>
-      <w:r>
-        <w:rPr>
-          <w:rFonts w:ascii="Avenir Next" w:hAnsi="Avenir Next" w:cs="Avenir Next" w:eastAsia="Avenir Next"/>
-          <w:color w:val="1A1A1A"/>
-          <w:sz w:val="21"/>
+          <w:sz w:val="22"/>
           <w:szCs w:val="21"/>
         </w:rPr>
         <w:t xml:space="preserve">.</w:t>
@@ -1611,6 +1620,7 @@
     </w:p>
     <w:p>
       <w:pPr>
+        <w:pStyle w:val="Heading2"/>
         <w:keepNext/>
         <w:pBdr>
           <w:bottom w:val="single" w:sz="8" w:space="3" w:color="003A70"/>
@@ -1626,7 +1636,7 @@
           <w:b/>
           <w:color w:val="003A70"/>
           <w:spacing w:val="14"/>
-          <w:sz w:val="19"/>
+          <w:sz w:val="22"/>
           <w:szCs w:val="19"/>
         </w:rPr>
         <w:t xml:space="preserve">YOUR TURN</w:t>
@@ -1645,7 +1655,7 @@
           <w:rFonts w:ascii="Avenir Next" w:hAnsi="Avenir Next" w:cs="Avenir Next" w:eastAsia="Avenir Next"/>
           <w:i/>
           <w:color w:val="5A5F66"/>
-          <w:sz w:val="17"/>
+          <w:sz w:val="22"/>
           <w:szCs w:val="17"/>
         </w:rPr>
         <w:t xml:space="preserve">use the steps on your own</w:t>
@@ -2370,7 +2380,7 @@
       <w:pPr>
         <w:pageBreakBefore/>
         <w:keepNext/>
-        <w:spacing w:before="0" w:after="12" w:line="264" w:lineRule="auto"/>
+        <w:spacing w:before="0" w:after="10" w:line="252" w:lineRule="auto"/>
       </w:pPr>
       <w:r>
         <w:rPr>
@@ -2379,7 +2389,7 @@
           <w:caps/>
           <w:color w:val="003A70"/>
           <w:spacing w:val="12"/>
-          <w:sz w:val="19"/>
+          <w:sz w:val="22"/>
           <w:szCs w:val="19"/>
         </w:rPr>
         <w:t xml:space="preserve">Lesson 6-8  ·  Session 1  ·  Prerequisite Practice B  ·  Skill 2 of 2</w:t>
@@ -2387,8 +2397,9 @@
     </w:p>
     <w:p>
       <w:pPr>
+        <w:pStyle w:val="Heading1"/>
         <w:keepNext/>
-        <w:spacing w:before="0" w:after="10" w:line="240" w:lineRule="auto"/>
+        <w:spacing w:before="0" w:after="8" w:line="240" w:lineRule="auto"/>
       </w:pPr>
       <w:r>
         <w:rPr>
@@ -2406,13 +2417,13 @@
         <w:pBdr>
           <w:bottom w:val="single" w:sz="4" w:space="5" w:color="C9CDD2"/>
         </w:pBdr>
-        <w:spacing w:before="0" w:after="60" w:line="264" w:lineRule="auto"/>
+        <w:spacing w:before="0" w:after="51" w:line="252" w:lineRule="auto"/>
       </w:pPr>
       <w:r>
         <w:rPr>
           <w:rFonts w:ascii="Avenir Next" w:hAnsi="Avenir Next" w:cs="Avenir Next" w:eastAsia="Avenir Next"/>
           <w:color w:val="5A5F66"/>
-          <w:sz w:val="17"/>
+          <w:sz w:val="22"/>
           <w:szCs w:val="17"/>
         </w:rPr>
         <w:t xml:space="preserve">Builds on Lesson 6-6 Session 2 · 6.EE.A.4</w:t>
@@ -2455,7 +2466,8 @@
           </w:tcPr>
           <w:p>
             <w:pPr>
-              <w:spacing w:before="0" w:after="0" w:line="252" w:lineRule="auto"/>
+              <w:pStyle w:val="Heading2"/>
+              <w:spacing w:before="0" w:after="0" w:line="246" w:lineRule="auto"/>
             </w:pPr>
             <w:r>
               <w:rPr>
@@ -2478,13 +2490,13 @@
           </w:tcPr>
           <w:p>
             <w:pPr>
-              <w:spacing w:before="0" w:after="0" w:line="264" w:lineRule="auto"/>
+              <w:spacing w:before="0" w:after="0" w:line="252" w:lineRule="auto"/>
             </w:pPr>
             <w:r>
               <w:rPr>
                 <w:rFonts w:ascii="Avenir Next" w:hAnsi="Avenir Next" w:cs="Avenir Next" w:eastAsia="Avenir Next"/>
                 <w:color w:val="1A1A1A"/>
-                <w:sz w:val="20"/>
+                <w:sz w:val="22"/>
                 <w:szCs w:val="20"/>
               </w:rPr>
               <w:t xml:space="preserve">You will rewrite 5(</w:t>
@@ -2494,7 +2506,7 @@
                 <w:rFonts w:ascii="Avenir Next" w:hAnsi="Avenir Next" w:cs="Avenir Next" w:eastAsia="Avenir Next"/>
                 <w:i/>
                 <w:color w:val="1A1A1A"/>
-                <w:sz w:val="20"/>
+                <w:sz w:val="22"/>
                 <w:szCs w:val="20"/>
               </w:rPr>
               <w:t xml:space="preserve">p</w:t>
@@ -2503,7 +2515,7 @@
               <w:rPr>
                 <w:rFonts w:ascii="Avenir Next" w:hAnsi="Avenir Next" w:cs="Avenir Next" w:eastAsia="Avenir Next"/>
                 <w:color w:val="1A1A1A"/>
-                <w:sz w:val="20"/>
+                <w:sz w:val="22"/>
                 <w:szCs w:val="20"/>
               </w:rPr>
               <w:t xml:space="preserve"> + 3) as 5</w:t>
@@ -2513,7 +2525,7 @@
                 <w:rFonts w:ascii="Avenir Next" w:hAnsi="Avenir Next" w:cs="Avenir Next" w:eastAsia="Avenir Next"/>
                 <w:i/>
                 <w:color w:val="1A1A1A"/>
-                <w:sz w:val="20"/>
+                <w:sz w:val="22"/>
                 <w:szCs w:val="20"/>
               </w:rPr>
               <w:t xml:space="preserve">p</w:t>
@@ -2522,7 +2534,7 @@
               <w:rPr>
                 <w:rFonts w:ascii="Avenir Next" w:hAnsi="Avenir Next" w:cs="Avenir Next" w:eastAsia="Avenir Next"/>
                 <w:color w:val="1A1A1A"/>
-                <w:sz w:val="20"/>
+                <w:sz w:val="22"/>
                 <w:szCs w:val="20"/>
               </w:rPr>
               <w:t xml:space="preserve"> + 15 before you combine terms.</w:t>
@@ -2542,7 +2554,8 @@
           </w:tcPr>
           <w:p>
             <w:pPr>
-              <w:spacing w:before="0" w:after="0" w:line="252" w:lineRule="auto"/>
+              <w:pStyle w:val="Heading2"/>
+              <w:spacing w:before="0" w:after="0" w:line="246" w:lineRule="auto"/>
             </w:pPr>
             <w:r>
               <w:rPr>
@@ -2565,13 +2578,13 @@
           </w:tcPr>
           <w:p>
             <w:pPr>
-              <w:spacing w:before="0" w:after="0" w:line="264" w:lineRule="auto"/>
+              <w:spacing w:before="0" w:after="0" w:line="252" w:lineRule="auto"/>
             </w:pPr>
             <w:r>
               <w:rPr>
                 <w:rFonts w:ascii="Avenir Next" w:hAnsi="Avenir Next" w:cs="Avenir Next" w:eastAsia="Avenir Next"/>
                 <w:color w:val="1A1A1A"/>
-                <w:sz w:val="20"/>
+                <w:sz w:val="22"/>
                 <w:szCs w:val="20"/>
               </w:rPr>
               <w:t xml:space="preserve">Multiply the outside number by each term inside, like 3(</w:t>
@@ -2581,7 +2594,7 @@
                 <w:rFonts w:ascii="Avenir Next" w:hAnsi="Avenir Next" w:cs="Avenir Next" w:eastAsia="Avenir Next"/>
                 <w:i/>
                 <w:color w:val="1A1A1A"/>
-                <w:sz w:val="20"/>
+                <w:sz w:val="22"/>
                 <w:szCs w:val="20"/>
               </w:rPr>
               <w:t xml:space="preserve">n</w:t>
@@ -2590,7 +2603,7 @@
               <w:rPr>
                 <w:rFonts w:ascii="Avenir Next" w:hAnsi="Avenir Next" w:cs="Avenir Next" w:eastAsia="Avenir Next"/>
                 <w:color w:val="1A1A1A"/>
-                <w:sz w:val="20"/>
+                <w:sz w:val="22"/>
                 <w:szCs w:val="20"/>
               </w:rPr>
               <w:t xml:space="preserve"> + 4) = 3</w:t>
@@ -2600,7 +2613,7 @@
                 <w:rFonts w:ascii="Avenir Next" w:hAnsi="Avenir Next" w:cs="Avenir Next" w:eastAsia="Avenir Next"/>
                 <w:i/>
                 <w:color w:val="1A1A1A"/>
-                <w:sz w:val="20"/>
+                <w:sz w:val="22"/>
                 <w:szCs w:val="20"/>
               </w:rPr>
               <w:t xml:space="preserve">n</w:t>
@@ -2609,7 +2622,7 @@
               <w:rPr>
                 <w:rFonts w:ascii="Avenir Next" w:hAnsi="Avenir Next" w:cs="Avenir Next" w:eastAsia="Avenir Next"/>
                 <w:color w:val="1A1A1A"/>
-                <w:sz w:val="20"/>
+                <w:sz w:val="22"/>
                 <w:szCs w:val="20"/>
               </w:rPr>
               <w:t xml:space="preserve"> + 12.  </w:t>
@@ -2619,7 +2632,7 @@
                 <w:rFonts w:ascii="Avenir Next" w:hAnsi="Avenir Next" w:cs="Avenir Next" w:eastAsia="Avenir Next"/>
                 <w:b/>
                 <w:color w:val="1A1A1A"/>
-                <w:sz w:val="20"/>
+                <w:sz w:val="22"/>
                 <w:szCs w:val="20"/>
               </w:rPr>
               <w:t xml:space="preserve">You will use it in Practice Form A, problems 3, 4, and 5.</w:t>
@@ -2630,6 +2643,7 @@
     </w:tbl>
     <w:p>
       <w:pPr>
+        <w:pStyle w:val="Heading2"/>
         <w:keepNext/>
         <w:pBdr>
           <w:bottom w:val="single" w:sz="8" w:space="3" w:color="003A70"/>
@@ -2637,7 +2651,7 @@
         <w:tabs>
           <w:tab w:val="right" w:pos="9504"/>
         </w:tabs>
-        <w:spacing w:before="50" w:after="36" w:line="240" w:lineRule="auto"/>
+        <w:spacing w:before="42" w:after="31" w:line="240" w:lineRule="auto"/>
       </w:pPr>
       <w:r>
         <w:rPr>
@@ -2645,7 +2659,7 @@
           <w:b/>
           <w:color w:val="003A70"/>
           <w:spacing w:val="14"/>
-          <w:sz w:val="19"/>
+          <w:sz w:val="22"/>
           <w:szCs w:val="19"/>
         </w:rPr>
         <w:t xml:space="preserve">STEPS TO FOLLOW</w:t>
@@ -2664,7 +2678,7 @@
           <w:rFonts w:ascii="Avenir Next" w:hAnsi="Avenir Next" w:cs="Avenir Next" w:eastAsia="Avenir Next"/>
           <w:i/>
           <w:color w:val="5A5F66"/>
-          <w:sz w:val="17"/>
+          <w:sz w:val="22"/>
           <w:szCs w:val="17"/>
         </w:rPr>
         <w:t xml:space="preserve">use these same steps on every problem</w:t>
@@ -2706,6 +2720,7 @@
           </w:tcPr>
           <w:p>
             <w:pPr>
+              <w:pStyle w:val="Heading1"/>
               <w:spacing w:before="0" w:after="0" w:line="240" w:lineRule="auto"/>
               <w:jc w:val="center"/>
             </w:pPr>
@@ -2728,14 +2743,14 @@
           </w:tcPr>
           <w:p>
             <w:pPr>
-              <w:spacing w:before="0" w:after="0" w:line="264" w:lineRule="auto"/>
+              <w:spacing w:before="0" w:after="0" w:line="252" w:lineRule="auto"/>
             </w:pPr>
             <w:r>
               <w:rPr>
                 <w:rFonts w:ascii="Avenir Next" w:hAnsi="Avenir Next" w:cs="Avenir Next" w:eastAsia="Avenir Next"/>
                 <w:b/>
                 <w:color w:val="1A1A1A"/>
-                <w:sz w:val="21"/>
+                <w:sz w:val="22"/>
                 <w:szCs w:val="21"/>
               </w:rPr>
               <w:t xml:space="preserve">Multiply</w:t>
@@ -2744,7 +2759,7 @@
               <w:rPr>
                 <w:rFonts w:ascii="Avenir Next" w:hAnsi="Avenir Next" w:cs="Avenir Next" w:eastAsia="Avenir Next"/>
                 <w:color w:val="1A1A1A"/>
-                <w:sz w:val="21"/>
+                <w:sz w:val="22"/>
                 <w:szCs w:val="21"/>
               </w:rPr>
               <w:t xml:space="preserve"> the outside number by the first term.</w:t>
@@ -2763,6 +2778,7 @@
           </w:tcPr>
           <w:p>
             <w:pPr>
+              <w:pStyle w:val="Heading1"/>
               <w:spacing w:before="0" w:after="0" w:line="240" w:lineRule="auto"/>
               <w:jc w:val="center"/>
             </w:pPr>
@@ -2785,14 +2801,14 @@
           </w:tcPr>
           <w:p>
             <w:pPr>
-              <w:spacing w:before="0" w:after="0" w:line="264" w:lineRule="auto"/>
+              <w:spacing w:before="0" w:after="0" w:line="252" w:lineRule="auto"/>
             </w:pPr>
             <w:r>
               <w:rPr>
                 <w:rFonts w:ascii="Avenir Next" w:hAnsi="Avenir Next" w:cs="Avenir Next" w:eastAsia="Avenir Next"/>
                 <w:b/>
                 <w:color w:val="1A1A1A"/>
-                <w:sz w:val="21"/>
+                <w:sz w:val="22"/>
                 <w:szCs w:val="21"/>
               </w:rPr>
               <w:t xml:space="preserve">Multiply</w:t>
@@ -2801,7 +2817,7 @@
               <w:rPr>
                 <w:rFonts w:ascii="Avenir Next" w:hAnsi="Avenir Next" w:cs="Avenir Next" w:eastAsia="Avenir Next"/>
                 <w:color w:val="1A1A1A"/>
-                <w:sz w:val="21"/>
+                <w:sz w:val="22"/>
                 <w:szCs w:val="21"/>
               </w:rPr>
               <w:t xml:space="preserve"> the outside number by the second term.</w:t>
@@ -2820,6 +2836,7 @@
           </w:tcPr>
           <w:p>
             <w:pPr>
+              <w:pStyle w:val="Heading1"/>
               <w:spacing w:before="0" w:after="0" w:line="240" w:lineRule="auto"/>
               <w:jc w:val="center"/>
             </w:pPr>
@@ -2842,14 +2859,14 @@
           </w:tcPr>
           <w:p>
             <w:pPr>
-              <w:spacing w:before="0" w:after="0" w:line="264" w:lineRule="auto"/>
+              <w:spacing w:before="0" w:after="0" w:line="252" w:lineRule="auto"/>
             </w:pPr>
             <w:r>
               <w:rPr>
                 <w:rFonts w:ascii="Avenir Next" w:hAnsi="Avenir Next" w:cs="Avenir Next" w:eastAsia="Avenir Next"/>
                 <w:b/>
                 <w:color w:val="1A1A1A"/>
-                <w:sz w:val="21"/>
+                <w:sz w:val="22"/>
                 <w:szCs w:val="21"/>
               </w:rPr>
               <w:t xml:space="preserve">Write</w:t>
@@ -2858,7 +2875,7 @@
               <w:rPr>
                 <w:rFonts w:ascii="Avenir Next" w:hAnsi="Avenir Next" w:cs="Avenir Next" w:eastAsia="Avenir Next"/>
                 <w:color w:val="1A1A1A"/>
-                <w:sz w:val="21"/>
+                <w:sz w:val="22"/>
                 <w:szCs w:val="21"/>
               </w:rPr>
               <w:t xml:space="preserve"> both products. Keep the + or − sign.</w:t>
@@ -2869,6 +2886,7 @@
     </w:tbl>
     <w:p>
       <w:pPr>
+        <w:pStyle w:val="Heading2"/>
         <w:keepNext/>
         <w:pBdr>
           <w:bottom w:val="single" w:sz="8" w:space="3" w:color="003A70"/>
@@ -2876,7 +2894,7 @@
         <w:tabs>
           <w:tab w:val="right" w:pos="9504"/>
         </w:tabs>
-        <w:spacing w:before="50" w:after="36" w:line="240" w:lineRule="auto"/>
+        <w:spacing w:before="42" w:after="31" w:line="240" w:lineRule="auto"/>
       </w:pPr>
       <w:r>
         <w:rPr>
@@ -2884,7 +2902,7 @@
           <w:b/>
           <w:color w:val="003A70"/>
           <w:spacing w:val="14"/>
-          <w:sz w:val="19"/>
+          <w:sz w:val="22"/>
           <w:szCs w:val="19"/>
         </w:rPr>
         <w:t xml:space="preserve">WATCH ME</w:t>
@@ -2903,7 +2921,7 @@
           <w:rFonts w:ascii="Avenir Next" w:hAnsi="Avenir Next" w:cs="Avenir Next" w:eastAsia="Avenir Next"/>
           <w:i/>
           <w:color w:val="5A5F66"/>
-          <w:sz w:val="17"/>
+          <w:sz w:val="22"/>
           <w:szCs w:val="17"/>
         </w:rPr>
         <w:t xml:space="preserve">the steps in action</w:t>
@@ -2911,14 +2929,14 @@
     </w:p>
     <w:p>
       <w:pPr>
-        <w:spacing w:before="0" w:after="40" w:line="264" w:lineRule="auto"/>
+        <w:spacing w:before="0" w:after="34" w:line="252" w:lineRule="auto"/>
       </w:pPr>
       <w:r>
         <w:rPr>
           <w:rFonts w:ascii="Avenir Next" w:hAnsi="Avenir Next" w:cs="Avenir Next" w:eastAsia="Avenir Next"/>
           <w:b/>
           <w:color w:val="1A1A1A"/>
-          <w:sz w:val="21"/>
+          <w:sz w:val="22"/>
           <w:szCs w:val="21"/>
         </w:rPr>
         <w:t xml:space="preserve">Distribute 6(</w:t>
@@ -2929,7 +2947,7 @@
           <w:b/>
           <w:i/>
           <w:color w:val="1A1A1A"/>
-          <w:sz w:val="21"/>
+          <w:sz w:val="22"/>
           <w:szCs w:val="21"/>
         </w:rPr>
         <w:t xml:space="preserve">y</w:t>
@@ -2939,7 +2957,7 @@
           <w:rFonts w:ascii="Avenir Next" w:hAnsi="Avenir Next" w:cs="Avenir Next" w:eastAsia="Avenir Next"/>
           <w:b/>
           <w:color w:val="1A1A1A"/>
-          <w:sz w:val="21"/>
+          <w:sz w:val="22"/>
           <w:szCs w:val="21"/>
         </w:rPr>
         <w:t xml:space="preserve"> + 4).</w:t>
@@ -2950,7 +2968,7 @@
         <w:tabs>
           <w:tab w:val="left" w:pos="950"/>
         </w:tabs>
-        <w:spacing w:before="0" w:after="24" w:line="256" w:lineRule="auto"/>
+        <w:spacing w:before="0" w:after="20" w:line="248" w:lineRule="auto"/>
         <w:ind w:left="950" w:hanging="950"/>
       </w:pPr>
       <w:r>
@@ -2958,25 +2976,25 @@
           <w:rFonts w:ascii="Avenir Next" w:hAnsi="Avenir Next" w:cs="Avenir Next" w:eastAsia="Avenir Next"/>
           <w:b/>
           <w:color w:val="003A70"/>
+          <w:sz w:val="22"/>
+          <w:szCs w:val="19"/>
+        </w:rPr>
+        <w:t xml:space="preserve">Step 1</w:t>
+      </w:r>
+      <w:r>
+        <w:rPr>
+          <w:rFonts w:ascii="Avenir Next" w:hAnsi="Avenir Next" w:cs="Avenir Next" w:eastAsia="Avenir Next"/>
+          <w:color w:val="1A1A1A"/>
           <w:sz w:val="19"/>
           <w:szCs w:val="19"/>
         </w:rPr>
-        <w:t xml:space="preserve">Step 1</w:t>
-      </w:r>
-      <w:r>
-        <w:rPr>
-          <w:rFonts w:ascii="Avenir Next" w:hAnsi="Avenir Next" w:cs="Avenir Next" w:eastAsia="Avenir Next"/>
-          <w:color w:val="1A1A1A"/>
-          <w:sz w:val="19"/>
-          <w:szCs w:val="19"/>
-        </w:rPr>
         <w:tab/>
       </w:r>
       <w:r>
         <w:rPr>
           <w:rFonts w:ascii="Avenir Next" w:hAnsi="Avenir Next" w:cs="Avenir Next" w:eastAsia="Avenir Next"/>
           <w:color w:val="1A1A1A"/>
-          <w:sz w:val="21"/>
+          <w:sz w:val="22"/>
           <w:szCs w:val="21"/>
         </w:rPr>
         <w:t xml:space="preserve">6 × </w:t>
@@ -2986,7 +3004,7 @@
           <w:rFonts w:ascii="Avenir Next" w:hAnsi="Avenir Next" w:cs="Avenir Next" w:eastAsia="Avenir Next"/>
           <w:i/>
           <w:color w:val="1A1A1A"/>
-          <w:sz w:val="21"/>
+          <w:sz w:val="22"/>
           <w:szCs w:val="21"/>
         </w:rPr>
         <w:t xml:space="preserve">y</w:t>
@@ -2995,7 +3013,7 @@
         <w:rPr>
           <w:rFonts w:ascii="Avenir Next" w:hAnsi="Avenir Next" w:cs="Avenir Next" w:eastAsia="Avenir Next"/>
           <w:color w:val="1A1A1A"/>
-          <w:sz w:val="21"/>
+          <w:sz w:val="22"/>
           <w:szCs w:val="21"/>
         </w:rPr>
         <w:t xml:space="preserve"> = 6</w:t>
@@ -3005,7 +3023,7 @@
           <w:rFonts w:ascii="Avenir Next" w:hAnsi="Avenir Next" w:cs="Avenir Next" w:eastAsia="Avenir Next"/>
           <w:i/>
           <w:color w:val="1A1A1A"/>
-          <w:sz w:val="21"/>
+          <w:sz w:val="22"/>
           <w:szCs w:val="21"/>
         </w:rPr>
         <w:t xml:space="preserve">y</w:t>
@@ -3016,7 +3034,7 @@
         <w:tabs>
           <w:tab w:val="left" w:pos="950"/>
         </w:tabs>
-        <w:spacing w:before="0" w:after="24" w:line="256" w:lineRule="auto"/>
+        <w:spacing w:before="0" w:after="20" w:line="248" w:lineRule="auto"/>
         <w:ind w:left="950" w:hanging="950"/>
       </w:pPr>
       <w:r>
@@ -3024,25 +3042,25 @@
           <w:rFonts w:ascii="Avenir Next" w:hAnsi="Avenir Next" w:cs="Avenir Next" w:eastAsia="Avenir Next"/>
           <w:b/>
           <w:color w:val="003A70"/>
+          <w:sz w:val="22"/>
+          <w:szCs w:val="19"/>
+        </w:rPr>
+        <w:t xml:space="preserve">Step 2</w:t>
+      </w:r>
+      <w:r>
+        <w:rPr>
+          <w:rFonts w:ascii="Avenir Next" w:hAnsi="Avenir Next" w:cs="Avenir Next" w:eastAsia="Avenir Next"/>
+          <w:color w:val="1A1A1A"/>
           <w:sz w:val="19"/>
           <w:szCs w:val="19"/>
         </w:rPr>
-        <w:t xml:space="preserve">Step 2</w:t>
-      </w:r>
-      <w:r>
-        <w:rPr>
-          <w:rFonts w:ascii="Avenir Next" w:hAnsi="Avenir Next" w:cs="Avenir Next" w:eastAsia="Avenir Next"/>
-          <w:color w:val="1A1A1A"/>
-          <w:sz w:val="19"/>
-          <w:szCs w:val="19"/>
-        </w:rPr>
         <w:tab/>
       </w:r>
       <w:r>
         <w:rPr>
           <w:rFonts w:ascii="Avenir Next" w:hAnsi="Avenir Next" w:cs="Avenir Next" w:eastAsia="Avenir Next"/>
           <w:color w:val="1A1A1A"/>
-          <w:sz w:val="21"/>
+          <w:sz w:val="22"/>
           <w:szCs w:val="21"/>
         </w:rPr>
         <w:t xml:space="preserve">6 × 4 = 24</w:t>
@@ -3053,7 +3071,7 @@
         <w:tabs>
           <w:tab w:val="left" w:pos="950"/>
         </w:tabs>
-        <w:spacing w:before="0" w:after="24" w:line="256" w:lineRule="auto"/>
+        <w:spacing w:before="0" w:after="20" w:line="248" w:lineRule="auto"/>
         <w:ind w:left="950" w:hanging="950"/>
       </w:pPr>
       <w:r>
@@ -3061,25 +3079,25 @@
           <w:rFonts w:ascii="Avenir Next" w:hAnsi="Avenir Next" w:cs="Avenir Next" w:eastAsia="Avenir Next"/>
           <w:b/>
           <w:color w:val="003A70"/>
+          <w:sz w:val="22"/>
+          <w:szCs w:val="19"/>
+        </w:rPr>
+        <w:t xml:space="preserve">Step 3</w:t>
+      </w:r>
+      <w:r>
+        <w:rPr>
+          <w:rFonts w:ascii="Avenir Next" w:hAnsi="Avenir Next" w:cs="Avenir Next" w:eastAsia="Avenir Next"/>
+          <w:color w:val="1A1A1A"/>
           <w:sz w:val="19"/>
           <w:szCs w:val="19"/>
         </w:rPr>
-        <w:t xml:space="preserve">Step 3</w:t>
-      </w:r>
-      <w:r>
-        <w:rPr>
-          <w:rFonts w:ascii="Avenir Next" w:hAnsi="Avenir Next" w:cs="Avenir Next" w:eastAsia="Avenir Next"/>
-          <w:color w:val="1A1A1A"/>
-          <w:sz w:val="19"/>
-          <w:szCs w:val="19"/>
-        </w:rPr>
         <w:tab/>
       </w:r>
       <w:r>
         <w:rPr>
           <w:rFonts w:ascii="Avenir Next" w:hAnsi="Avenir Next" w:cs="Avenir Next" w:eastAsia="Avenir Next"/>
           <w:color w:val="1A1A1A"/>
-          <w:sz w:val="21"/>
+          <w:sz w:val="22"/>
           <w:szCs w:val="21"/>
         </w:rPr>
         <w:t xml:space="preserve">6</w:t>
@@ -3089,7 +3107,7 @@
           <w:rFonts w:ascii="Avenir Next" w:hAnsi="Avenir Next" w:cs="Avenir Next" w:eastAsia="Avenir Next"/>
           <w:i/>
           <w:color w:val="1A1A1A"/>
-          <w:sz w:val="21"/>
+          <w:sz w:val="22"/>
           <w:szCs w:val="21"/>
         </w:rPr>
         <w:t xml:space="preserve">y</w:t>
@@ -3098,7 +3116,7 @@
         <w:rPr>
           <w:rFonts w:ascii="Avenir Next" w:hAnsi="Avenir Next" w:cs="Avenir Next" w:eastAsia="Avenir Next"/>
           <w:color w:val="1A1A1A"/>
-          <w:sz w:val="21"/>
+          <w:sz w:val="22"/>
           <w:szCs w:val="21"/>
         </w:rPr>
         <w:t xml:space="preserve"> + 24</w:t>
@@ -3109,7 +3127,7 @@
         <w:tabs>
           <w:tab w:val="left" w:pos="950"/>
         </w:tabs>
-        <w:spacing w:before="20" w:after="0" w:line="256" w:lineRule="auto"/>
+        <w:spacing w:before="17" w:after="0" w:line="248" w:lineRule="auto"/>
         <w:ind w:left="950" w:hanging="950"/>
       </w:pPr>
       <w:r>
@@ -3117,18 +3135,18 @@
           <w:rFonts w:ascii="Avenir Next" w:hAnsi="Avenir Next" w:cs="Avenir Next" w:eastAsia="Avenir Next"/>
           <w:b/>
           <w:color w:val="1A1A1A"/>
+          <w:sz w:val="22"/>
+          <w:szCs w:val="21"/>
+        </w:rPr>
+        <w:t xml:space="preserve">Answer</w:t>
+      </w:r>
+      <w:r>
+        <w:rPr>
+          <w:rFonts w:ascii="Avenir Next" w:hAnsi="Avenir Next" w:cs="Avenir Next" w:eastAsia="Avenir Next"/>
+          <w:color w:val="1A1A1A"/>
           <w:sz w:val="21"/>
           <w:szCs w:val="21"/>
         </w:rPr>
-        <w:t xml:space="preserve">Answer</w:t>
-      </w:r>
-      <w:r>
-        <w:rPr>
-          <w:rFonts w:ascii="Avenir Next" w:hAnsi="Avenir Next" w:cs="Avenir Next" w:eastAsia="Avenir Next"/>
-          <w:color w:val="1A1A1A"/>
-          <w:sz w:val="21"/>
-          <w:szCs w:val="21"/>
-        </w:rPr>
         <w:tab/>
       </w:r>
       <w:r>
@@ -3136,7 +3154,7 @@
           <w:rFonts w:ascii="Avenir Next" w:hAnsi="Avenir Next" w:cs="Avenir Next" w:eastAsia="Avenir Next"/>
           <w:b/>
           <w:color w:val="1A1A1A"/>
-          <w:sz w:val="21"/>
+          <w:sz w:val="22"/>
           <w:szCs w:val="21"/>
         </w:rPr>
         <w:t xml:space="preserve">6</w:t>
@@ -3147,7 +3165,7 @@
           <w:b/>
           <w:i/>
           <w:color w:val="1A1A1A"/>
-          <w:sz w:val="21"/>
+          <w:sz w:val="22"/>
           <w:szCs w:val="21"/>
         </w:rPr>
         <w:t xml:space="preserve">y</w:t>
@@ -3157,7 +3175,7 @@
           <w:rFonts w:ascii="Avenir Next" w:hAnsi="Avenir Next" w:cs="Avenir Next" w:eastAsia="Avenir Next"/>
           <w:b/>
           <w:color w:val="1A1A1A"/>
-          <w:sz w:val="21"/>
+          <w:sz w:val="22"/>
           <w:szCs w:val="21"/>
         </w:rPr>
         <w:t xml:space="preserve"> + 24</w:t>
@@ -3165,6 +3183,7 @@
     </w:p>
     <w:p>
       <w:pPr>
+        <w:pStyle w:val="Heading2"/>
         <w:keepNext/>
         <w:pBdr>
           <w:bottom w:val="single" w:sz="8" w:space="3" w:color="003A70"/>
@@ -3172,7 +3191,7 @@
         <w:tabs>
           <w:tab w:val="right" w:pos="9504"/>
         </w:tabs>
-        <w:spacing w:before="50" w:after="36" w:line="240" w:lineRule="auto"/>
+        <w:spacing w:before="42" w:after="31" w:line="240" w:lineRule="auto"/>
       </w:pPr>
       <w:r>
         <w:rPr>
@@ -3180,7 +3199,7 @@
           <w:b/>
           <w:color w:val="003A70"/>
           <w:spacing w:val="14"/>
-          <w:sz w:val="19"/>
+          <w:sz w:val="22"/>
           <w:szCs w:val="19"/>
         </w:rPr>
         <w:t xml:space="preserve">TRY IT WITH HELP</w:t>
@@ -3199,7 +3218,7 @@
           <w:rFonts w:ascii="Avenir Next" w:hAnsi="Avenir Next" w:cs="Avenir Next" w:eastAsia="Avenir Next"/>
           <w:i/>
           <w:color w:val="5A5F66"/>
-          <w:sz w:val="17"/>
+          <w:sz w:val="22"/>
           <w:szCs w:val="17"/>
         </w:rPr>
         <w:t xml:space="preserve">fill in each step</w:t>
@@ -3211,7 +3230,7 @@
         <w:tabs>
           <w:tab w:val="left" w:pos="432"/>
         </w:tabs>
-        <w:spacing w:before="90" w:after="40" w:line="268" w:lineRule="auto"/>
+        <w:spacing w:before="76" w:after="34" w:line="254" w:lineRule="auto"/>
         <w:ind w:left="432" w:hanging="432"/>
       </w:pPr>
       <w:r>
@@ -3268,7 +3287,7 @@
         <w:tabs>
           <w:tab w:val="left" w:pos="1300"/>
         </w:tabs>
-        <w:spacing w:before="0" w:after="24" w:line="272" w:lineRule="auto"/>
+        <w:spacing w:before="0" w:after="20" w:line="256" w:lineRule="auto"/>
         <w:ind w:left="1300" w:hanging="868"/>
       </w:pPr>
       <w:r>
@@ -3276,25 +3295,25 @@
           <w:rFonts w:ascii="Avenir Next" w:hAnsi="Avenir Next" w:cs="Avenir Next" w:eastAsia="Avenir Next"/>
           <w:b/>
           <w:color w:val="003A70"/>
+          <w:sz w:val="22"/>
+          <w:szCs w:val="18"/>
+        </w:rPr>
+        <w:t xml:space="preserve">Step 1</w:t>
+      </w:r>
+      <w:r>
+        <w:rPr>
+          <w:rFonts w:ascii="Avenir Next" w:hAnsi="Avenir Next" w:cs="Avenir Next" w:eastAsia="Avenir Next"/>
+          <w:color w:val="1A1A1A"/>
           <w:sz w:val="18"/>
           <w:szCs w:val="18"/>
         </w:rPr>
-        <w:t xml:space="preserve">Step 1</w:t>
-      </w:r>
-      <w:r>
-        <w:rPr>
-          <w:rFonts w:ascii="Avenir Next" w:hAnsi="Avenir Next" w:cs="Avenir Next" w:eastAsia="Avenir Next"/>
-          <w:color w:val="1A1A1A"/>
-          <w:sz w:val="18"/>
-          <w:szCs w:val="18"/>
-        </w:rPr>
         <w:tab/>
       </w:r>
       <w:r>
         <w:rPr>
           <w:rFonts w:ascii="Avenir Next" w:hAnsi="Avenir Next" w:cs="Avenir Next" w:eastAsia="Avenir Next"/>
           <w:color w:val="1A1A1A"/>
-          <w:sz w:val="21"/>
+          <w:sz w:val="22"/>
           <w:szCs w:val="21"/>
         </w:rPr>
         <w:t xml:space="preserve">3 × </w:t>
@@ -3304,7 +3323,7 @@
           <w:rFonts w:ascii="Avenir Next" w:hAnsi="Avenir Next" w:cs="Avenir Next" w:eastAsia="Avenir Next"/>
           <w:i/>
           <w:color w:val="1A1A1A"/>
-          <w:sz w:val="21"/>
+          <w:sz w:val="22"/>
           <w:szCs w:val="21"/>
         </w:rPr>
         <w:t xml:space="preserve">n</w:t>
@@ -3313,7 +3332,7 @@
         <w:rPr>
           <w:rFonts w:ascii="Avenir Next" w:hAnsi="Avenir Next" w:cs="Avenir Next" w:eastAsia="Avenir Next"/>
           <w:color w:val="1A1A1A"/>
-          <w:sz w:val="21"/>
+          <w:sz w:val="22"/>
           <w:szCs w:val="21"/>
         </w:rPr>
         <w:t xml:space="preserve"> = </w:t>
@@ -3335,7 +3354,7 @@
         <w:tabs>
           <w:tab w:val="left" w:pos="1300"/>
         </w:tabs>
-        <w:spacing w:before="0" w:after="24" w:line="272" w:lineRule="auto"/>
+        <w:spacing w:before="0" w:after="20" w:line="256" w:lineRule="auto"/>
         <w:ind w:left="1300" w:hanging="868"/>
       </w:pPr>
       <w:r>
@@ -3343,25 +3362,25 @@
           <w:rFonts w:ascii="Avenir Next" w:hAnsi="Avenir Next" w:cs="Avenir Next" w:eastAsia="Avenir Next"/>
           <w:b/>
           <w:color w:val="003A70"/>
+          <w:sz w:val="22"/>
+          <w:szCs w:val="18"/>
+        </w:rPr>
+        <w:t xml:space="preserve">Step 2</w:t>
+      </w:r>
+      <w:r>
+        <w:rPr>
+          <w:rFonts w:ascii="Avenir Next" w:hAnsi="Avenir Next" w:cs="Avenir Next" w:eastAsia="Avenir Next"/>
+          <w:color w:val="1A1A1A"/>
           <w:sz w:val="18"/>
           <w:szCs w:val="18"/>
         </w:rPr>
-        <w:t xml:space="preserve">Step 2</w:t>
-      </w:r>
-      <w:r>
-        <w:rPr>
-          <w:rFonts w:ascii="Avenir Next" w:hAnsi="Avenir Next" w:cs="Avenir Next" w:eastAsia="Avenir Next"/>
-          <w:color w:val="1A1A1A"/>
-          <w:sz w:val="18"/>
-          <w:szCs w:val="18"/>
-        </w:rPr>
         <w:tab/>
       </w:r>
       <w:r>
         <w:rPr>
           <w:rFonts w:ascii="Avenir Next" w:hAnsi="Avenir Next" w:cs="Avenir Next" w:eastAsia="Avenir Next"/>
           <w:color w:val="1A1A1A"/>
-          <w:sz w:val="21"/>
+          <w:sz w:val="22"/>
           <w:szCs w:val="21"/>
         </w:rPr>
         <w:t xml:space="preserve">3 × 4 = </w:t>
@@ -3383,7 +3402,7 @@
         <w:tabs>
           <w:tab w:val="left" w:pos="1300"/>
         </w:tabs>
-        <w:spacing w:before="0" w:after="24" w:line="272" w:lineRule="auto"/>
+        <w:spacing w:before="0" w:after="20" w:line="256" w:lineRule="auto"/>
         <w:ind w:left="1300" w:hanging="868"/>
       </w:pPr>
       <w:r>
@@ -3391,25 +3410,25 @@
           <w:rFonts w:ascii="Avenir Next" w:hAnsi="Avenir Next" w:cs="Avenir Next" w:eastAsia="Avenir Next"/>
           <w:b/>
           <w:color w:val="003A70"/>
+          <w:sz w:val="22"/>
+          <w:szCs w:val="18"/>
+        </w:rPr>
+        <w:t xml:space="preserve">Step 3</w:t>
+      </w:r>
+      <w:r>
+        <w:rPr>
+          <w:rFonts w:ascii="Avenir Next" w:hAnsi="Avenir Next" w:cs="Avenir Next" w:eastAsia="Avenir Next"/>
+          <w:color w:val="1A1A1A"/>
           <w:sz w:val="18"/>
           <w:szCs w:val="18"/>
         </w:rPr>
-        <w:t xml:space="preserve">Step 3</w:t>
-      </w:r>
-      <w:r>
-        <w:rPr>
-          <w:rFonts w:ascii="Avenir Next" w:hAnsi="Avenir Next" w:cs="Avenir Next" w:eastAsia="Avenir Next"/>
-          <w:color w:val="1A1A1A"/>
-          <w:sz w:val="18"/>
-          <w:szCs w:val="18"/>
-        </w:rPr>
         <w:tab/>
       </w:r>
       <w:r>
         <w:rPr>
           <w:rFonts w:ascii="Avenir Next" w:hAnsi="Avenir Next" w:cs="Avenir Next" w:eastAsia="Avenir Next"/>
           <w:color w:val="1A1A1A"/>
-          <w:sz w:val="21"/>
+          <w:sz w:val="22"/>
           <w:szCs w:val="21"/>
         </w:rPr>
         <w:t xml:space="preserve">Write: </w:t>
@@ -3436,7 +3455,7 @@
         <w:tabs>
           <w:tab w:val="left" w:pos="432"/>
         </w:tabs>
-        <w:spacing w:before="90" w:after="40" w:line="268" w:lineRule="auto"/>
+        <w:spacing w:before="76" w:after="34" w:line="254" w:lineRule="auto"/>
         <w:ind w:left="432" w:hanging="432"/>
       </w:pPr>
       <w:r>
@@ -3493,7 +3512,7 @@
         <w:tabs>
           <w:tab w:val="left" w:pos="1300"/>
         </w:tabs>
-        <w:spacing w:before="0" w:after="24" w:line="272" w:lineRule="auto"/>
+        <w:spacing w:before="0" w:after="20" w:line="256" w:lineRule="auto"/>
         <w:ind w:left="1300" w:hanging="868"/>
       </w:pPr>
       <w:r>
@@ -3501,25 +3520,25 @@
           <w:rFonts w:ascii="Avenir Next" w:hAnsi="Avenir Next" w:cs="Avenir Next" w:eastAsia="Avenir Next"/>
           <w:b/>
           <w:color w:val="003A70"/>
+          <w:sz w:val="22"/>
+          <w:szCs w:val="18"/>
+        </w:rPr>
+        <w:t xml:space="preserve">Step 1</w:t>
+      </w:r>
+      <w:r>
+        <w:rPr>
+          <w:rFonts w:ascii="Avenir Next" w:hAnsi="Avenir Next" w:cs="Avenir Next" w:eastAsia="Avenir Next"/>
+          <w:color w:val="1A1A1A"/>
           <w:sz w:val="18"/>
           <w:szCs w:val="18"/>
         </w:rPr>
-        <w:t xml:space="preserve">Step 1</w:t>
-      </w:r>
-      <w:r>
-        <w:rPr>
-          <w:rFonts w:ascii="Avenir Next" w:hAnsi="Avenir Next" w:cs="Avenir Next" w:eastAsia="Avenir Next"/>
-          <w:color w:val="1A1A1A"/>
-          <w:sz w:val="18"/>
-          <w:szCs w:val="18"/>
-        </w:rPr>
         <w:tab/>
       </w:r>
       <w:r>
         <w:rPr>
           <w:rFonts w:ascii="Avenir Next" w:hAnsi="Avenir Next" w:cs="Avenir Next" w:eastAsia="Avenir Next"/>
           <w:color w:val="1A1A1A"/>
-          <w:sz w:val="21"/>
+          <w:sz w:val="22"/>
           <w:szCs w:val="21"/>
         </w:rPr>
         <w:t xml:space="preserve">7 × </w:t>
@@ -3529,7 +3548,7 @@
           <w:rFonts w:ascii="Avenir Next" w:hAnsi="Avenir Next" w:cs="Avenir Next" w:eastAsia="Avenir Next"/>
           <w:i/>
           <w:color w:val="1A1A1A"/>
-          <w:sz w:val="21"/>
+          <w:sz w:val="22"/>
           <w:szCs w:val="21"/>
         </w:rPr>
         <w:t xml:space="preserve">b</w:t>
@@ -3538,7 +3557,7 @@
         <w:rPr>
           <w:rFonts w:ascii="Avenir Next" w:hAnsi="Avenir Next" w:cs="Avenir Next" w:eastAsia="Avenir Next"/>
           <w:color w:val="1A1A1A"/>
-          <w:sz w:val="21"/>
+          <w:sz w:val="22"/>
           <w:szCs w:val="21"/>
         </w:rPr>
         <w:t xml:space="preserve"> = </w:t>
@@ -3560,7 +3579,7 @@
         <w:tabs>
           <w:tab w:val="left" w:pos="1300"/>
         </w:tabs>
-        <w:spacing w:before="0" w:after="24" w:line="272" w:lineRule="auto"/>
+        <w:spacing w:before="0" w:after="20" w:line="256" w:lineRule="auto"/>
         <w:ind w:left="1300" w:hanging="868"/>
       </w:pPr>
       <w:r>
@@ -3568,25 +3587,25 @@
           <w:rFonts w:ascii="Avenir Next" w:hAnsi="Avenir Next" w:cs="Avenir Next" w:eastAsia="Avenir Next"/>
           <w:b/>
           <w:color w:val="003A70"/>
+          <w:sz w:val="22"/>
+          <w:szCs w:val="18"/>
+        </w:rPr>
+        <w:t xml:space="preserve">Step 2</w:t>
+      </w:r>
+      <w:r>
+        <w:rPr>
+          <w:rFonts w:ascii="Avenir Next" w:hAnsi="Avenir Next" w:cs="Avenir Next" w:eastAsia="Avenir Next"/>
+          <w:color w:val="1A1A1A"/>
           <w:sz w:val="18"/>
           <w:szCs w:val="18"/>
         </w:rPr>
-        <w:t xml:space="preserve">Step 2</w:t>
-      </w:r>
-      <w:r>
-        <w:rPr>
-          <w:rFonts w:ascii="Avenir Next" w:hAnsi="Avenir Next" w:cs="Avenir Next" w:eastAsia="Avenir Next"/>
-          <w:color w:val="1A1A1A"/>
-          <w:sz w:val="18"/>
-          <w:szCs w:val="18"/>
-        </w:rPr>
         <w:tab/>
       </w:r>
       <w:r>
         <w:rPr>
           <w:rFonts w:ascii="Avenir Next" w:hAnsi="Avenir Next" w:cs="Avenir Next" w:eastAsia="Avenir Next"/>
           <w:color w:val="1A1A1A"/>
-          <w:sz w:val="21"/>
+          <w:sz w:val="22"/>
           <w:szCs w:val="21"/>
         </w:rPr>
         <w:t xml:space="preserve">7 × 2 = </w:t>
@@ -3608,7 +3627,7 @@
         <w:tabs>
           <w:tab w:val="left" w:pos="1300"/>
         </w:tabs>
-        <w:spacing w:before="0" w:after="24" w:line="272" w:lineRule="auto"/>
+        <w:spacing w:before="0" w:after="20" w:line="256" w:lineRule="auto"/>
         <w:ind w:left="1300" w:hanging="868"/>
       </w:pPr>
       <w:r>
@@ -3616,35 +3635,35 @@
           <w:rFonts w:ascii="Avenir Next" w:hAnsi="Avenir Next" w:cs="Avenir Next" w:eastAsia="Avenir Next"/>
           <w:b/>
           <w:color w:val="003A70"/>
+          <w:sz w:val="22"/>
+          <w:szCs w:val="18"/>
+        </w:rPr>
+        <w:t xml:space="preserve">Step 3</w:t>
+      </w:r>
+      <w:r>
+        <w:rPr>
+          <w:rFonts w:ascii="Avenir Next" w:hAnsi="Avenir Next" w:cs="Avenir Next" w:eastAsia="Avenir Next"/>
+          <w:color w:val="1A1A1A"/>
           <w:sz w:val="18"/>
           <w:szCs w:val="18"/>
         </w:rPr>
-        <w:t xml:space="preserve">Step 3</w:t>
-      </w:r>
-      <w:r>
-        <w:rPr>
-          <w:rFonts w:ascii="Avenir Next" w:hAnsi="Avenir Next" w:cs="Avenir Next" w:eastAsia="Avenir Next"/>
-          <w:color w:val="1A1A1A"/>
-          <w:sz w:val="18"/>
-          <w:szCs w:val="18"/>
-        </w:rPr>
         <w:tab/>
       </w:r>
       <w:r>
         <w:rPr>
           <w:rFonts w:ascii="Avenir Next" w:hAnsi="Avenir Next" w:cs="Avenir Next" w:eastAsia="Avenir Next"/>
           <w:color w:val="1A1A1A"/>
+          <w:sz w:val="22"/>
+          <w:szCs w:val="21"/>
+        </w:rPr>
+        <w:t xml:space="preserve">Write: </w:t>
+      </w:r>
+      <w:r>
+        <w:rPr>
+          <w:rFonts w:ascii="Avenir Next" w:hAnsi="Avenir Next" w:cs="Avenir Next" w:eastAsia="Avenir Next"/>
+          <w:color w:val="1A1A1A"/>
           <w:sz w:val="21"/>
           <w:szCs w:val="21"/>
-        </w:rPr>
-        <w:t xml:space="preserve">Write: </w:t>
-      </w:r>
-      <w:r>
-        <w:rPr>
-          <w:rFonts w:ascii="Avenir Next" w:hAnsi="Avenir Next" w:cs="Avenir Next" w:eastAsia="Avenir Next"/>
-          <w:color w:val="1A1A1A"/>
-          <w:sz w:val="21"/>
-          <w:szCs w:val="21"/>
           <w:u w:val="single"/>
         </w:rPr>
         <w:t xml:space="preserve">                </w:t>
@@ -3657,6 +3676,7 @@
     </w:p>
     <w:p>
       <w:pPr>
+        <w:pStyle w:val="Heading2"/>
         <w:keepNext/>
         <w:pBdr>
           <w:bottom w:val="single" w:sz="8" w:space="3" w:color="003A70"/>
@@ -3664,7 +3684,7 @@
         <w:tabs>
           <w:tab w:val="right" w:pos="9504"/>
         </w:tabs>
-        <w:spacing w:before="50" w:after="36" w:line="240" w:lineRule="auto"/>
+        <w:spacing w:before="42" w:after="31" w:line="240" w:lineRule="auto"/>
       </w:pPr>
       <w:r>
         <w:rPr>
@@ -3672,7 +3692,7 @@
           <w:b/>
           <w:color w:val="003A70"/>
           <w:spacing w:val="14"/>
-          <w:sz w:val="19"/>
+          <w:sz w:val="22"/>
           <w:szCs w:val="19"/>
         </w:rPr>
         <w:t xml:space="preserve">YOUR TURN</w:t>
@@ -3691,7 +3711,7 @@
           <w:rFonts w:ascii="Avenir Next" w:hAnsi="Avenir Next" w:cs="Avenir Next" w:eastAsia="Avenir Next"/>
           <w:i/>
           <w:color w:val="5A5F66"/>
-          <w:sz w:val="17"/>
+          <w:sz w:val="22"/>
           <w:szCs w:val="17"/>
         </w:rPr>
         <w:t xml:space="preserve">use the steps on your own</w:t>
@@ -3741,7 +3761,7 @@
               <w:tabs>
                 <w:tab w:val="left" w:pos="432"/>
               </w:tabs>
-              <w:spacing w:before="90" w:after="40" w:line="268" w:lineRule="auto"/>
+              <w:spacing w:before="76" w:after="34" w:line="254" w:lineRule="auto"/>
               <w:ind w:left="432" w:hanging="432"/>
             </w:pPr>
             <w:r>
@@ -3814,7 +3834,7 @@
                     <w:tabs>
                       <w:tab w:val="left" w:pos="340"/>
                     </w:tabs>
-                    <w:spacing w:before="0" w:after="0" w:line="276" w:lineRule="auto"/>
+                    <w:spacing w:before="0" w:after="0" w:line="258" w:lineRule="auto"/>
                     <w:ind w:left="340" w:hanging="340"/>
                   </w:pPr>
                   <w:r>
@@ -3895,7 +3915,7 @@
                     <w:tabs>
                       <w:tab w:val="left" w:pos="340"/>
                     </w:tabs>
-                    <w:spacing w:before="0" w:after="0" w:line="276" w:lineRule="auto"/>
+                    <w:spacing w:before="0" w:after="0" w:line="258" w:lineRule="auto"/>
                     <w:ind w:left="340" w:hanging="340"/>
                   </w:pPr>
                   <w:r>
@@ -3982,7 +4002,7 @@
                     <w:tabs>
                       <w:tab w:val="left" w:pos="340"/>
                     </w:tabs>
-                    <w:spacing w:before="0" w:after="0" w:line="276" w:lineRule="auto"/>
+                    <w:spacing w:before="0" w:after="0" w:line="258" w:lineRule="auto"/>
                     <w:ind w:left="340" w:hanging="340"/>
                   </w:pPr>
                   <w:r>
@@ -4063,7 +4083,7 @@
                     <w:tabs>
                       <w:tab w:val="left" w:pos="340"/>
                     </w:tabs>
-                    <w:spacing w:before="0" w:after="0" w:line="276" w:lineRule="auto"/>
+                    <w:spacing w:before="0" w:after="0" w:line="258" w:lineRule="auto"/>
                     <w:ind w:left="340" w:hanging="340"/>
                   </w:pPr>
                   <w:r>
@@ -4150,7 +4170,7 @@
                     <w:tabs>
                       <w:tab w:val="left" w:pos="340"/>
                     </w:tabs>
-                    <w:spacing w:before="0" w:after="0" w:line="276" w:lineRule="auto"/>
+                    <w:spacing w:before="0" w:after="0" w:line="258" w:lineRule="auto"/>
                     <w:ind w:left="340" w:hanging="340"/>
                   </w:pPr>
                   <w:r>
@@ -4231,7 +4251,7 @@
                     <w:tabs>
                       <w:tab w:val="left" w:pos="340"/>
                     </w:tabs>
-                    <w:spacing w:before="0" w:after="0" w:line="276" w:lineRule="auto"/>
+                    <w:spacing w:before="0" w:after="0" w:line="258" w:lineRule="auto"/>
                     <w:ind w:left="340" w:hanging="340"/>
                   </w:pPr>
                   <w:r>
@@ -4319,6 +4339,7 @@
     </w:p>
     <w:p>
       <w:pPr>
+        <w:pStyle w:val="Heading2"/>
         <w:keepNext/>
         <w:pBdr>
           <w:bottom w:val="single" w:sz="8" w:space="3" w:color="003A70"/>
@@ -4326,7 +4347,7 @@
         <w:tabs>
           <w:tab w:val="right" w:pos="9504"/>
         </w:tabs>
-        <w:spacing w:before="50" w:after="36" w:line="240" w:lineRule="auto"/>
+        <w:spacing w:before="42" w:after="31" w:line="240" w:lineRule="auto"/>
       </w:pPr>
       <w:r>
         <w:rPr>
@@ -4334,7 +4355,7 @@
           <w:b/>
           <w:color w:val="003A70"/>
           <w:spacing w:val="14"/>
-          <w:sz w:val="19"/>
+          <w:sz w:val="22"/>
           <w:szCs w:val="19"/>
         </w:rPr>
         <w:t xml:space="preserve">READY CHECK</w:t>
@@ -4353,7 +4374,7 @@
           <w:rFonts w:ascii="Avenir Next" w:hAnsi="Avenir Next" w:cs="Avenir Next" w:eastAsia="Avenir Next"/>
           <w:i/>
           <w:color w:val="5A5F66"/>
-          <w:sz w:val="17"/>
+          <w:sz w:val="22"/>
           <w:szCs w:val="17"/>
         </w:rPr>
         <w:t xml:space="preserve">a problem like the one in today’s lesson</w:t>
@@ -4403,7 +4424,7 @@
               <w:tabs>
                 <w:tab w:val="left" w:pos="432"/>
               </w:tabs>
-              <w:spacing w:before="90" w:after="40" w:line="268" w:lineRule="auto"/>
+              <w:spacing w:before="76" w:after="34" w:line="254" w:lineRule="auto"/>
               <w:ind w:left="432" w:hanging="432"/>
             </w:pPr>
             <w:r>
@@ -4496,7 +4517,7 @@
                     <w:tabs>
                       <w:tab w:val="left" w:pos="340"/>
                     </w:tabs>
-                    <w:spacing w:before="0" w:after="0" w:line="264" w:lineRule="auto"/>
+                    <w:spacing w:before="0" w:after="0" w:line="252" w:lineRule="auto"/>
                     <w:ind w:left="340" w:hanging="340"/>
                   </w:pPr>
                   <w:r>
@@ -4504,44 +4525,44 @@
                       <w:rFonts w:ascii="Avenir Next" w:hAnsi="Avenir Next" w:cs="Avenir Next" w:eastAsia="Avenir Next"/>
                       <w:b/>
                       <w:color w:val="003A70"/>
+                      <w:sz w:val="22"/>
+                      <w:szCs w:val="21"/>
+                    </w:rPr>
+                    <w:t xml:space="preserve">A</w:t>
+                  </w:r>
+                  <w:r>
+                    <w:rPr>
+                      <w:rFonts w:ascii="Avenir Next" w:hAnsi="Avenir Next" w:cs="Avenir Next" w:eastAsia="Avenir Next"/>
+                      <w:color w:val="1A1A1A"/>
                       <w:sz w:val="21"/>
                       <w:szCs w:val="21"/>
                     </w:rPr>
-                    <w:t xml:space="preserve">A</w:t>
-                  </w:r>
-                  <w:r>
-                    <w:rPr>
-                      <w:rFonts w:ascii="Avenir Next" w:hAnsi="Avenir Next" w:cs="Avenir Next" w:eastAsia="Avenir Next"/>
-                      <w:color w:val="1A1A1A"/>
-                      <w:sz w:val="21"/>
+                    <w:tab/>
+                  </w:r>
+                  <w:r>
+                    <w:rPr>
+                      <w:rFonts w:ascii="Avenir Next" w:hAnsi="Avenir Next" w:cs="Avenir Next" w:eastAsia="Avenir Next"/>
+                      <w:color w:val="1A1A1A"/>
+                      <w:sz w:val="22"/>
                       <w:szCs w:val="21"/>
                     </w:rPr>
-                    <w:tab/>
-                  </w:r>
-                  <w:r>
-                    <w:rPr>
-                      <w:rFonts w:ascii="Avenir Next" w:hAnsi="Avenir Next" w:cs="Avenir Next" w:eastAsia="Avenir Next"/>
-                      <w:color w:val="1A1A1A"/>
-                      <w:sz w:val="21"/>
+                    <w:t xml:space="preserve">3</w:t>
+                  </w:r>
+                  <w:r>
+                    <w:rPr>
+                      <w:rFonts w:ascii="Avenir Next" w:hAnsi="Avenir Next" w:cs="Avenir Next" w:eastAsia="Avenir Next"/>
+                      <w:i/>
+                      <w:color w:val="1A1A1A"/>
+                      <w:sz w:val="22"/>
                       <w:szCs w:val="21"/>
                     </w:rPr>
-                    <w:t xml:space="preserve">3</w:t>
-                  </w:r>
-                  <w:r>
-                    <w:rPr>
-                      <w:rFonts w:ascii="Avenir Next" w:hAnsi="Avenir Next" w:cs="Avenir Next" w:eastAsia="Avenir Next"/>
-                      <w:i/>
-                      <w:color w:val="1A1A1A"/>
-                      <w:sz w:val="21"/>
-                      <w:szCs w:val="21"/>
-                    </w:rPr>
                     <w:t xml:space="preserve">n</w:t>
                   </w:r>
                   <w:r>
                     <w:rPr>
                       <w:rFonts w:ascii="Avenir Next" w:hAnsi="Avenir Next" w:cs="Avenir Next" w:eastAsia="Avenir Next"/>
                       <w:color w:val="1A1A1A"/>
-                      <w:sz w:val="21"/>
+                      <w:sz w:val="22"/>
                       <w:szCs w:val="21"/>
                     </w:rPr>
                     <w:t xml:space="preserve"> + 4</w:t>
@@ -4558,7 +4579,7 @@
                     <w:tabs>
                       <w:tab w:val="left" w:pos="340"/>
                     </w:tabs>
-                    <w:spacing w:before="0" w:after="0" w:line="264" w:lineRule="auto"/>
+                    <w:spacing w:before="0" w:after="0" w:line="252" w:lineRule="auto"/>
                     <w:ind w:left="340" w:hanging="340"/>
                   </w:pPr>
                   <w:r>
@@ -4566,44 +4587,44 @@
                       <w:rFonts w:ascii="Avenir Next" w:hAnsi="Avenir Next" w:cs="Avenir Next" w:eastAsia="Avenir Next"/>
                       <w:b/>
                       <w:color w:val="003A70"/>
+                      <w:sz w:val="22"/>
+                      <w:szCs w:val="21"/>
+                    </w:rPr>
+                    <w:t xml:space="preserve">B</w:t>
+                  </w:r>
+                  <w:r>
+                    <w:rPr>
+                      <w:rFonts w:ascii="Avenir Next" w:hAnsi="Avenir Next" w:cs="Avenir Next" w:eastAsia="Avenir Next"/>
+                      <w:color w:val="1A1A1A"/>
                       <w:sz w:val="21"/>
                       <w:szCs w:val="21"/>
                     </w:rPr>
-                    <w:t xml:space="preserve">B</w:t>
-                  </w:r>
-                  <w:r>
-                    <w:rPr>
-                      <w:rFonts w:ascii="Avenir Next" w:hAnsi="Avenir Next" w:cs="Avenir Next" w:eastAsia="Avenir Next"/>
-                      <w:color w:val="1A1A1A"/>
-                      <w:sz w:val="21"/>
+                    <w:tab/>
+                  </w:r>
+                  <w:r>
+                    <w:rPr>
+                      <w:rFonts w:ascii="Avenir Next" w:hAnsi="Avenir Next" w:cs="Avenir Next" w:eastAsia="Avenir Next"/>
+                      <w:color w:val="1A1A1A"/>
+                      <w:sz w:val="22"/>
                       <w:szCs w:val="21"/>
                     </w:rPr>
-                    <w:tab/>
-                  </w:r>
-                  <w:r>
-                    <w:rPr>
-                      <w:rFonts w:ascii="Avenir Next" w:hAnsi="Avenir Next" w:cs="Avenir Next" w:eastAsia="Avenir Next"/>
-                      <w:color w:val="1A1A1A"/>
-                      <w:sz w:val="21"/>
+                    <w:t xml:space="preserve">3</w:t>
+                  </w:r>
+                  <w:r>
+                    <w:rPr>
+                      <w:rFonts w:ascii="Avenir Next" w:hAnsi="Avenir Next" w:cs="Avenir Next" w:eastAsia="Avenir Next"/>
+                      <w:i/>
+                      <w:color w:val="1A1A1A"/>
+                      <w:sz w:val="22"/>
                       <w:szCs w:val="21"/>
                     </w:rPr>
-                    <w:t xml:space="preserve">3</w:t>
-                  </w:r>
-                  <w:r>
-                    <w:rPr>
-                      <w:rFonts w:ascii="Avenir Next" w:hAnsi="Avenir Next" w:cs="Avenir Next" w:eastAsia="Avenir Next"/>
-                      <w:i/>
-                      <w:color w:val="1A1A1A"/>
-                      <w:sz w:val="21"/>
-                      <w:szCs w:val="21"/>
-                    </w:rPr>
                     <w:t xml:space="preserve">n</w:t>
                   </w:r>
                   <w:r>
                     <w:rPr>
                       <w:rFonts w:ascii="Avenir Next" w:hAnsi="Avenir Next" w:cs="Avenir Next" w:eastAsia="Avenir Next"/>
                       <w:color w:val="1A1A1A"/>
-                      <w:sz w:val="21"/>
+                      <w:sz w:val="22"/>
                       <w:szCs w:val="21"/>
                     </w:rPr>
                     <w:t xml:space="preserve"> + 12</w:t>
@@ -4620,7 +4641,7 @@
                     <w:tabs>
                       <w:tab w:val="left" w:pos="340"/>
                     </w:tabs>
-                    <w:spacing w:before="0" w:after="0" w:line="264" w:lineRule="auto"/>
+                    <w:spacing w:before="0" w:after="0" w:line="252" w:lineRule="auto"/>
                     <w:ind w:left="340" w:hanging="340"/>
                   </w:pPr>
                   <w:r>
@@ -4628,35 +4649,35 @@
                       <w:rFonts w:ascii="Avenir Next" w:hAnsi="Avenir Next" w:cs="Avenir Next" w:eastAsia="Avenir Next"/>
                       <w:b/>
                       <w:color w:val="003A70"/>
+                      <w:sz w:val="22"/>
+                      <w:szCs w:val="21"/>
+                    </w:rPr>
+                    <w:t xml:space="preserve">C</w:t>
+                  </w:r>
+                  <w:r>
+                    <w:rPr>
+                      <w:rFonts w:ascii="Avenir Next" w:hAnsi="Avenir Next" w:cs="Avenir Next" w:eastAsia="Avenir Next"/>
+                      <w:color w:val="1A1A1A"/>
                       <w:sz w:val="21"/>
                       <w:szCs w:val="21"/>
                     </w:rPr>
-                    <w:t xml:space="preserve">C</w:t>
-                  </w:r>
-                  <w:r>
-                    <w:rPr>
-                      <w:rFonts w:ascii="Avenir Next" w:hAnsi="Avenir Next" w:cs="Avenir Next" w:eastAsia="Avenir Next"/>
-                      <w:color w:val="1A1A1A"/>
-                      <w:sz w:val="21"/>
+                    <w:tab/>
+                  </w:r>
+                  <w:r>
+                    <w:rPr>
+                      <w:rFonts w:ascii="Avenir Next" w:hAnsi="Avenir Next" w:cs="Avenir Next" w:eastAsia="Avenir Next"/>
+                      <w:i/>
+                      <w:color w:val="1A1A1A"/>
+                      <w:sz w:val="22"/>
                       <w:szCs w:val="21"/>
                     </w:rPr>
-                    <w:tab/>
-                  </w:r>
-                  <w:r>
-                    <w:rPr>
-                      <w:rFonts w:ascii="Avenir Next" w:hAnsi="Avenir Next" w:cs="Avenir Next" w:eastAsia="Avenir Next"/>
-                      <w:i/>
-                      <w:color w:val="1A1A1A"/>
-                      <w:sz w:val="21"/>
-                      <w:szCs w:val="21"/>
-                    </w:rPr>
                     <w:t xml:space="preserve">n</w:t>
                   </w:r>
                   <w:r>
                     <w:rPr>
                       <w:rFonts w:ascii="Avenir Next" w:hAnsi="Avenir Next" w:cs="Avenir Next" w:eastAsia="Avenir Next"/>
                       <w:color w:val="1A1A1A"/>
-                      <w:sz w:val="21"/>
+                      <w:sz w:val="22"/>
                       <w:szCs w:val="21"/>
                     </w:rPr>
                     <w:t xml:space="preserve"> + 12</w:t>
@@ -4673,7 +4694,7 @@
                     <w:tabs>
                       <w:tab w:val="left" w:pos="340"/>
                     </w:tabs>
-                    <w:spacing w:before="0" w:after="0" w:line="264" w:lineRule="auto"/>
+                    <w:spacing w:before="0" w:after="0" w:line="252" w:lineRule="auto"/>
                     <w:ind w:left="340" w:hanging="340"/>
                   </w:pPr>
                   <w:r>
@@ -4681,27 +4702,27 @@
                       <w:rFonts w:ascii="Avenir Next" w:hAnsi="Avenir Next" w:cs="Avenir Next" w:eastAsia="Avenir Next"/>
                       <w:b/>
                       <w:color w:val="003A70"/>
+                      <w:sz w:val="22"/>
+                      <w:szCs w:val="21"/>
+                    </w:rPr>
+                    <w:t xml:space="preserve">D</w:t>
+                  </w:r>
+                  <w:r>
+                    <w:rPr>
+                      <w:rFonts w:ascii="Avenir Next" w:hAnsi="Avenir Next" w:cs="Avenir Next" w:eastAsia="Avenir Next"/>
+                      <w:color w:val="1A1A1A"/>
                       <w:sz w:val="21"/>
                       <w:szCs w:val="21"/>
                     </w:rPr>
-                    <w:t xml:space="preserve">D</w:t>
-                  </w:r>
-                  <w:r>
-                    <w:rPr>
-                      <w:rFonts w:ascii="Avenir Next" w:hAnsi="Avenir Next" w:cs="Avenir Next" w:eastAsia="Avenir Next"/>
-                      <w:color w:val="1A1A1A"/>
-                      <w:sz w:val="21"/>
+                    <w:tab/>
+                  </w:r>
+                  <w:r>
+                    <w:rPr>
+                      <w:rFonts w:ascii="Avenir Next" w:hAnsi="Avenir Next" w:cs="Avenir Next" w:eastAsia="Avenir Next"/>
+                      <w:color w:val="1A1A1A"/>
+                      <w:sz w:val="22"/>
                       <w:szCs w:val="21"/>
                     </w:rPr>
-                    <w:tab/>
-                  </w:r>
-                  <w:r>
-                    <w:rPr>
-                      <w:rFonts w:ascii="Avenir Next" w:hAnsi="Avenir Next" w:cs="Avenir Next" w:eastAsia="Avenir Next"/>
-                      <w:color w:val="1A1A1A"/>
-                      <w:sz w:val="21"/>
-                      <w:szCs w:val="21"/>
-                    </w:rPr>
                     <w:t xml:space="preserve">7</w:t>
                   </w:r>
                   <w:r>
@@ -4709,7 +4730,7 @@
                       <w:rFonts w:ascii="Avenir Next" w:hAnsi="Avenir Next" w:cs="Avenir Next" w:eastAsia="Avenir Next"/>
                       <w:i/>
                       <w:color w:val="1A1A1A"/>
-                      <w:sz w:val="21"/>
+                      <w:sz w:val="22"/>
                       <w:szCs w:val="21"/>
                     </w:rPr>
                     <w:t xml:space="preserve">n</w:t>
@@ -4758,19 +4779,42 @@
         <w:tblLook w:val="0000" w:firstRow="0" w:lastRow="0" w:firstColumn="0" w:lastColumn="0" w:noHBand="1" w:noVBand="1"/>
       </w:tblPr>
       <w:tblGrid>
-        <w:gridCol w:w="2000"/>
-        <w:gridCol w:w="2300"/>
-        <w:gridCol w:w="2100"/>
-        <w:gridCol w:w="3104"/>
+        <w:gridCol w:w="1750"/>
+        <w:gridCol w:w="2500"/>
+        <w:gridCol w:w="2200"/>
+        <w:gridCol w:w="3054"/>
       </w:tblGrid>
       <w:tr>
         <w:trPr>
           <w:cantSplit/>
-          <w:trHeight w:val="320" w:hRule="atLeast"/>
+          <w:trHeight w:val="300" w:hRule="atLeast"/>
         </w:trPr>
         <w:tc>
           <w:tcPr>
-            <w:tcW w:w="2000" w:type="dxa"/>
+            <w:tcW w:w="1750" w:type="dxa"/>
+            <w:vAlign w:val="center"/>
+          </w:tcPr>
+          <w:p>
+            <w:pPr>
+              <w:pStyle w:val="Heading2"/>
+              <w:spacing w:before="0" w:after="0" w:line="240" w:lineRule="auto"/>
+            </w:pPr>
+            <w:r>
+              <w:rPr>
+                <w:rFonts w:ascii="Avenir Next" w:hAnsi="Avenir Next" w:cs="Avenir Next" w:eastAsia="Avenir Next"/>
+                <w:b/>
+                <w:color w:val="003A70"/>
+                <w:spacing w:val="12"/>
+                <w:sz w:val="15"/>
+                <w:szCs w:val="15"/>
+              </w:rPr>
+              <w:t xml:space="preserve">CHECK YOURSELF</w:t>
+            </w:r>
+          </w:p>
+        </w:tc>
+        <w:tc>
+          <w:tcPr>
+            <w:tcW w:w="2500" w:type="dxa"/>
             <w:vAlign w:val="center"/>
           </w:tcPr>
           <w:p>
@@ -4779,20 +4823,27 @@
             </w:pPr>
             <w:r>
               <w:rPr>
-                <w:rFonts w:ascii="Avenir Next" w:hAnsi="Avenir Next" w:cs="Avenir Next" w:eastAsia="Avenir Next"/>
-                <w:b/>
-                <w:color w:val="003A70"/>
-                <w:spacing w:val="12"/>
-                <w:sz w:val="15"/>
-                <w:szCs w:val="15"/>
-              </w:rPr>
-              <w:t xml:space="preserve">CHECK YOURSELF</w:t>
+                <w:rFonts w:ascii="Arial" w:hAnsi="Arial" w:cs="Arial" w:eastAsia="Arial"/>
+                <w:color w:val="1A1A1A"/>
+                <w:sz w:val="20"/>
+                <w:szCs w:val="20"/>
+              </w:rPr>
+              <w:t xml:space="preserve">□</w:t>
+            </w:r>
+            <w:r>
+              <w:rPr>
+                <w:rFonts w:ascii="Avenir Next" w:hAnsi="Avenir Next" w:cs="Avenir Next" w:eastAsia="Avenir Next"/>
+                <w:color w:val="1A1A1A"/>
+                <w:sz w:val="17"/>
+                <w:szCs w:val="17"/>
+              </w:rPr>
+              <w:t xml:space="preserve">  I can do this on my own</w:t>
             </w:r>
           </w:p>
         </w:tc>
         <w:tc>
           <w:tcPr>
-            <w:tcW w:w="2300" w:type="dxa"/>
+            <w:tcW w:w="2200" w:type="dxa"/>
             <w:vAlign w:val="center"/>
           </w:tcPr>
           <w:p>
@@ -4803,8 +4854,8 @@
               <w:rPr>
                 <w:rFonts w:ascii="Arial" w:hAnsi="Arial" w:cs="Arial" w:eastAsia="Arial"/>
                 <w:color w:val="1A1A1A"/>
-                <w:sz w:val="24"/>
-                <w:szCs w:val="24"/>
+                <w:sz w:val="20"/>
+                <w:szCs w:val="20"/>
               </w:rPr>
               <w:t xml:space="preserve">□</w:t>
             </w:r>
@@ -4815,13 +4866,13 @@
                 <w:sz w:val="17"/>
                 <w:szCs w:val="17"/>
               </w:rPr>
-              <w:t xml:space="preserve">  I can do this on my own</w:t>
+              <w:t xml:space="preserve">  I need a little help</w:t>
             </w:r>
           </w:p>
         </w:tc>
         <w:tc>
           <w:tcPr>
-            <w:tcW w:w="2100" w:type="dxa"/>
+            <w:tcW w:w="3054" w:type="dxa"/>
             <w:vAlign w:val="center"/>
           </w:tcPr>
           <w:p>
@@ -4832,37 +4883,8 @@
               <w:rPr>
                 <w:rFonts w:ascii="Arial" w:hAnsi="Arial" w:cs="Arial" w:eastAsia="Arial"/>
                 <w:color w:val="1A1A1A"/>
-                <w:sz w:val="24"/>
-                <w:szCs w:val="24"/>
-              </w:rPr>
-              <w:t xml:space="preserve">□</w:t>
-            </w:r>
-            <w:r>
-              <w:rPr>
-                <w:rFonts w:ascii="Avenir Next" w:hAnsi="Avenir Next" w:cs="Avenir Next" w:eastAsia="Avenir Next"/>
-                <w:color w:val="1A1A1A"/>
-                <w:sz w:val="17"/>
-                <w:szCs w:val="17"/>
-              </w:rPr>
-              <w:t xml:space="preserve">  I need a little help</w:t>
-            </w:r>
-          </w:p>
-        </w:tc>
-        <w:tc>
-          <w:tcPr>
-            <w:tcW w:w="3104" w:type="dxa"/>
-            <w:vAlign w:val="center"/>
-          </w:tcPr>
-          <w:p>
-            <w:pPr>
-              <w:spacing w:before="0" w:after="0" w:line="240" w:lineRule="auto"/>
-            </w:pPr>
-            <w:r>
-              <w:rPr>
-                <w:rFonts w:ascii="Arial" w:hAnsi="Arial" w:cs="Arial" w:eastAsia="Arial"/>
-                <w:color w:val="1A1A1A"/>
-                <w:sz w:val="24"/>
-                <w:szCs w:val="24"/>
+                <w:sz w:val="20"/>
+                <w:szCs w:val="20"/>
               </w:rPr>
               <w:t xml:space="preserve">□</w:t>
             </w:r>
@@ -4897,7 +4919,7 @@
     <w:sectPr>
       <w:footerReference w:type="default" r:id="rIdFooter1"/>
       <w:pgSz w:w="12240" w:h="15840"/>
-      <w:pgMar w:top="893" w:right="1224" w:bottom="835" w:left="1512" w:header="432" w:footer="432" w:gutter="0"/>
+      <w:pgMar w:top="780" w:right="1224" w:bottom="760" w:left="1512" w:header="432" w:footer="432" w:gutter="0"/>
       <w:cols w:space="720"/>
     </w:sectPr>
   </w:body>
@@ -4977,7 +4999,106 @@
               <w:sz w:val="15"/>
               <w:szCs w:val="15"/>
             </w:rPr>
-            <w:t xml:space="preserve">Lesson 6-8  ·  Session 1  ·  Prerequisite Practice B</w:t>
+            <w:t xml:space="preserve">6-8 · Page </w:t>
+          </w:r>
+          <w:r>
+            <w:rPr>
+              <w:rFonts w:ascii="Avenir Next" w:hAnsi="Avenir Next" w:cs="Avenir Next" w:eastAsia="Avenir Next"/>
+              <w:color w:val="5A5F66"/>
+              <w:sz w:val="15"/>
+              <w:szCs w:val="15"/>
+            </w:rPr>
+            <w:fldChar w:fldCharType="begin"/>
+          </w:r>
+          <w:r>
+            <w:rPr>
+              <w:rFonts w:ascii="Avenir Next" w:hAnsi="Avenir Next" w:cs="Avenir Next" w:eastAsia="Avenir Next"/>
+              <w:color w:val="5A5F66"/>
+              <w:sz w:val="15"/>
+              <w:szCs w:val="15"/>
+            </w:rPr>
+            <w:instrText xml:space="preserve"> PAGE </w:instrText>
+          </w:r>
+          <w:r>
+            <w:rPr>
+              <w:rFonts w:ascii="Avenir Next" w:hAnsi="Avenir Next" w:cs="Avenir Next" w:eastAsia="Avenir Next"/>
+              <w:color w:val="5A5F66"/>
+              <w:sz w:val="15"/>
+              <w:szCs w:val="15"/>
+            </w:rPr>
+            <w:fldChar w:fldCharType="separate"/>
+          </w:r>
+          <w:r>
+            <w:rPr>
+              <w:rFonts w:ascii="Avenir Next" w:hAnsi="Avenir Next" w:cs="Avenir Next" w:eastAsia="Avenir Next"/>
+              <w:color w:val="5A5F66"/>
+              <w:sz w:val="15"/>
+              <w:szCs w:val="15"/>
+            </w:rPr>
+            <w:t xml:space="preserve">1</w:t>
+          </w:r>
+          <w:r>
+            <w:rPr>
+              <w:rFonts w:ascii="Avenir Next" w:hAnsi="Avenir Next" w:cs="Avenir Next" w:eastAsia="Avenir Next"/>
+              <w:color w:val="5A5F66"/>
+              <w:sz w:val="15"/>
+              <w:szCs w:val="15"/>
+            </w:rPr>
+            <w:fldChar w:fldCharType="end"/>
+          </w:r>
+          <w:r>
+            <w:rPr>
+              <w:rFonts w:ascii="Avenir Next" w:hAnsi="Avenir Next" w:cs="Avenir Next" w:eastAsia="Avenir Next"/>
+              <w:color w:val="5A5F66"/>
+              <w:sz w:val="15"/>
+              <w:szCs w:val="15"/>
+            </w:rPr>
+            <w:t xml:space="preserve"> of </w:t>
+          </w:r>
+          <w:r>
+            <w:rPr>
+              <w:rFonts w:ascii="Avenir Next" w:hAnsi="Avenir Next" w:cs="Avenir Next" w:eastAsia="Avenir Next"/>
+              <w:color w:val="5A5F66"/>
+              <w:sz w:val="15"/>
+              <w:szCs w:val="15"/>
+            </w:rPr>
+            <w:fldChar w:fldCharType="begin"/>
+          </w:r>
+          <w:r>
+            <w:rPr>
+              <w:rFonts w:ascii="Avenir Next" w:hAnsi="Avenir Next" w:cs="Avenir Next" w:eastAsia="Avenir Next"/>
+              <w:color w:val="5A5F66"/>
+              <w:sz w:val="15"/>
+              <w:szCs w:val="15"/>
+            </w:rPr>
+            <w:instrText xml:space="preserve"> NUMPAGES </w:instrText>
+          </w:r>
+          <w:r>
+            <w:rPr>
+              <w:rFonts w:ascii="Avenir Next" w:hAnsi="Avenir Next" w:cs="Avenir Next" w:eastAsia="Avenir Next"/>
+              <w:color w:val="5A5F66"/>
+              <w:sz w:val="15"/>
+              <w:szCs w:val="15"/>
+            </w:rPr>
+            <w:fldChar w:fldCharType="separate"/>
+          </w:r>
+          <w:r>
+            <w:rPr>
+              <w:rFonts w:ascii="Avenir Next" w:hAnsi="Avenir Next" w:cs="Avenir Next" w:eastAsia="Avenir Next"/>
+              <w:color w:val="5A5F66"/>
+              <w:sz w:val="15"/>
+              <w:szCs w:val="15"/>
+            </w:rPr>
+            <w:t xml:space="preserve">1</w:t>
+          </w:r>
+          <w:r>
+            <w:rPr>
+              <w:rFonts w:ascii="Avenir Next" w:hAnsi="Avenir Next" w:cs="Avenir Next" w:eastAsia="Avenir Next"/>
+              <w:color w:val="5A5F66"/>
+              <w:sz w:val="15"/>
+              <w:szCs w:val="15"/>
+            </w:rPr>
+            <w:fldChar w:fldCharType="end"/>
           </w:r>
         </w:p>
       </w:tc>
@@ -5020,5 +5141,23 @@
       </w:tblCellMar>
     </w:tblPr>
   </w:style>
+  <w:style w:type="paragraph" w:styleId="Heading1">
+    <w:name w:val="heading 1"/>
+    <w:basedOn w:val="Normal"/>
+    <w:pPr>
+      <w:outlineLvl w:val="0"/>
+      <w:keepNext w:val="0"/>
+      <w:keepLines w:val="0"/>
+    </w:pPr>
+  </w:style>
+  <w:style w:type="paragraph" w:styleId="Heading2">
+    <w:name w:val="heading 2"/>
+    <w:basedOn w:val="Normal"/>
+    <w:pPr>
+      <w:outlineLvl w:val="1"/>
+      <w:keepNext w:val="0"/>
+      <w:keepLines w:val="0"/>
+    </w:pPr>
+  </w:style>
 </w:styles>
 </file>